--- a/docs/最新版/README.docx
+++ b/docs/最新版/README.docx
@@ -12,7 +12,7 @@
           <w:color w:val="3D2200"/>
           <w:sz w:val="44"/>
         </w:rPr>
-        <w:t>ぺいほーむ 最新版ドキュメント（2026-05-01 MVPリリース対応）</w:t>
+        <w:t>ぺいほーむ 最新版ドキュメント (2026-05-01 MVP v2 対応 + 08_新規整備)</w:t>
       </w:r>
     </w:p>
     <w:p/>
@@ -31,7 +31,23 @@
           <w:color w:val="111827"/>
           <w:sz w:val="20"/>
         </w:rPr>
-        <w:t>MVP 固定化完了・リリース準備中</w:t>
+        <w:t>MVP v2 固定化完了・リリース準備中</w:t>
+      </w:r>
+      <w:r>
+        <w:rPr>
+          <w:b w:val="0"/>
+          <w:color w:val="111827"/>
+          <w:sz w:val="20"/>
+        </w:rPr>
+        <w:t xml:space="preserve"> 料金モデル: </w:t>
+      </w:r>
+      <w:r>
+        <w:rPr>
+          <w:b/>
+          <w:color w:val="111827"/>
+          <w:sz w:val="20"/>
+        </w:rPr>
+        <w:t>v2 (全員同一料金、成果報酬 Phase 3〜、資料請求は主役から外す)</w:t>
       </w:r>
     </w:p>
     <w:p/>
@@ -64,66 +80,283 @@
           <w:color w:val="111827"/>
           <w:sz w:val="20"/>
         </w:rPr>
-        <w:t xml:space="preserve">2026-05-01 MVP リリースに向けて「選択と集中」を行った結果の </w:t>
+        <w:t>2026-05-01 MVP リリースに向けた決定版ドキュメント一式。事業計画・契約書・運用ルール・提案書・管理シート・新規整備まで全てここに集約しています。</w:t>
       </w:r>
+    </w:p>
+    <w:p/>
+    <w:p>
+      <w:pPr>
+        <w:pStyle w:val="Heading3"/>
+      </w:pPr>
+      <w:r>
+        <w:rPr>
+          <w:color w:val="E8740C"/>
+          <w:sz w:val="24"/>
+        </w:rPr>
+        <w:t>MVP v2 の方針 (2026-04-12 確定)</w:t>
+      </w:r>
+    </w:p>
+    <w:p/>
+    <w:p>
+      <w:pPr>
+        <w:pStyle w:val="ListNumber"/>
+      </w:pPr>
       <w:r>
         <w:rPr>
           <w:b/>
-          <w:color w:val="111827"/>
           <w:sz w:val="20"/>
         </w:rPr>
-        <w:t>決定版ドキュメント一式</w:t>
+        <w:t>核ループに集中</w:t>
       </w:r>
       <w:r>
         <w:rPr>
           <w:b w:val="0"/>
-          <w:color w:val="111827"/>
           <w:sz w:val="20"/>
         </w:rPr>
-        <w:t xml:space="preserve"> です。 事業計画・契約書・運用ルール・提案書・管理シートまで </w:t>
+        <w:t>: 動画 → AI診断 or 無料相談 → 工務店 → 見学会予約</w:t>
       </w:r>
+    </w:p>
+    <w:p>
+      <w:pPr>
+        <w:pStyle w:val="ListNumber"/>
+      </w:pPr>
       <w:r>
         <w:rPr>
           <w:b/>
-          <w:color w:val="111827"/>
           <w:sz w:val="20"/>
         </w:rPr>
-        <w:t>必要な資料を全て</w:t>
+        <w:t>資料請求は主役から外す</w:t>
       </w:r>
       <w:r>
         <w:rPr>
           <w:b w:val="0"/>
-          <w:color w:val="111827"/>
           <w:sz w:val="20"/>
         </w:rPr>
-        <w:t xml:space="preserve"> このフォルダ以下に集約しました。 過去の検討資料は `docs/01_事業戦略・計画/` 〜 `docs/09_エンジニア引き継ぎ/` に残してありますが、 </w:t>
+        <w:t xml:space="preserve"> (工務店ヒアリングでリード質が低いと判明)</w:t>
       </w:r>
+    </w:p>
+    <w:p>
+      <w:pPr>
+        <w:pStyle w:val="ListNumber"/>
+      </w:pPr>
       <w:r>
         <w:rPr>
           <w:b/>
-          <w:color w:val="111827"/>
           <w:sz w:val="20"/>
         </w:rPr>
-        <w:t>リリース準備・日次オペレーション・外部説明はこのフォルダだけで完結</w:t>
+        <w:t>会員訴求は「家づくりが進む」</w:t>
       </w:r>
       <w:r>
         <w:rPr>
           <w:b w:val="0"/>
-          <w:color w:val="111827"/>
           <w:sz w:val="20"/>
         </w:rPr>
-        <w:t xml:space="preserve"> するよう再構成しています。</w:t>
+        <w:t xml:space="preserve"> (旧: カタログ中心)</w:t>
+      </w:r>
+    </w:p>
+    <w:p>
+      <w:pPr>
+        <w:pStyle w:val="ListNumber"/>
+      </w:pPr>
+      <w:r>
+        <w:rPr>
+          <w:b/>
+          <w:sz w:val="20"/>
+        </w:rPr>
+        <w:t>/welcome は最重要ページ</w:t>
+      </w:r>
+      <w:r>
+        <w:rPr>
+          <w:b w:val="0"/>
+          <w:sz w:val="20"/>
+        </w:rPr>
+        <w:t xml:space="preserve"> (診断結果3社 + 次の行動に集中)</w:t>
+      </w:r>
+    </w:p>
+    <w:p>
+      <w:pPr>
+        <w:pStyle w:val="ListNumber"/>
+      </w:pPr>
+      <w:r>
+        <w:rPr>
+          <w:b/>
+          <w:sz w:val="20"/>
+        </w:rPr>
+        <w:t>特集・分譲住宅・土地情報は補助導線</w:t>
+      </w:r>
+      <w:r>
+        <w:rPr>
+          <w:b w:val="0"/>
+          <w:sz w:val="20"/>
+        </w:rPr>
+        <w:t xml:space="preserve"> (公開は継続、グローバルナビから外す)</w:t>
+      </w:r>
+    </w:p>
+    <w:p>
+      <w:pPr>
+        <w:pStyle w:val="ListNumber"/>
+      </w:pPr>
+      <w:r>
+        <w:rPr>
+          <w:b/>
+          <w:sz w:val="20"/>
+        </w:rPr>
+        <w:t>全員同一料金</w:t>
+      </w:r>
+      <w:r>
+        <w:rPr>
+          <w:b w:val="0"/>
+          <w:sz w:val="20"/>
+        </w:rPr>
+        <w:t xml:space="preserve"> + 既存10社は AI診断優先送客のみで差別化</w:t>
+      </w:r>
+    </w:p>
+    <w:p>
+      <w:pPr>
+        <w:pStyle w:val="ListNumber"/>
+      </w:pPr>
+      <w:r>
+        <w:rPr>
+          <w:b/>
+          <w:sz w:val="20"/>
+        </w:rPr>
+        <w:t>成果報酬 3%</w:t>
+      </w:r>
+      <w:r>
+        <w:rPr>
+          <w:b w:val="0"/>
+          <w:sz w:val="20"/>
+        </w:rPr>
+        <w:t xml:space="preserve"> は Phase 3 から (無料相談/AI診断/会員登録済みユーザーの成約のみ対象)</w:t>
+      </w:r>
+    </w:p>
+    <w:p>
+      <w:pPr>
+        <w:pStyle w:val="ListNumber"/>
+      </w:pPr>
+      <w:r>
+        <w:rPr>
+          <w:b/>
+          <w:sz w:val="20"/>
+        </w:rPr>
+        <w:t>成果報酬 3% の付加価値明示</w:t>
+      </w:r>
+      <w:r>
+        <w:rPr>
+          <w:b w:val="0"/>
+          <w:sz w:val="20"/>
+        </w:rPr>
+        <w:t>: 比較整理・事前教育・診断マッチング・連絡条件整理・高温度化送客・ナーチャリング</w:t>
       </w:r>
     </w:p>
     <w:p/>
     <w:p>
+      <w:pPr>
+        <w:pStyle w:val="Heading3"/>
+      </w:pPr>
+      <w:r>
+        <w:rPr>
+          <w:color w:val="E8740C"/>
+          <w:sz w:val="24"/>
+        </w:rPr>
+        <w:t>2026-04-12 重要バグ修正</w:t>
+      </w:r>
+    </w:p>
+    <w:p/>
+    <w:p>
+      <w:pPr>
+        <w:pStyle w:val="ListBullet"/>
+      </w:pPr>
       <w:r>
         <w:rPr>
           <w:b w:val="0"/>
-          <w:color w:val="111827"/>
           <w:sz w:val="20"/>
         </w:rPr>
-        <w:t>2026-04-12 の監査で重複・古い情報を削除し、現行 MVP (¥50,000/件 + 成果報酬3%、10社は常に50% OFF) に沿って統一しました。</w:t>
+        <w:t>`/welcome` と `/mypage/catalog` の middleware 非公開を解除 (会員登録直後のリダイレクト先として必須)</w:t>
+      </w:r>
+    </w:p>
+    <w:p>
+      <w:pPr>
+        <w:pStyle w:val="ListBullet"/>
+      </w:pPr>
+      <w:r>
+        <w:rPr>
+          <w:b w:val="0"/>
+          <w:sz w:val="20"/>
+        </w:rPr>
+        <w:t>`/signup` から MVP 非公開の比較機能訴求を削除し家づくり支援 5 項目に統一</w:t>
+      </w:r>
+    </w:p>
+    <w:p>
+      <w:pPr>
+        <w:pStyle w:val="ListBullet"/>
+      </w:pPr>
+      <w:r>
+        <w:rPr>
+          <w:b w:val="0"/>
+          <w:sz w:val="20"/>
+        </w:rPr>
+        <w:t>`/welcome` の CTA 数を 9 → 3 に絞り込み (見学会予約主、工務店詳細副)</w:t>
+      </w:r>
+    </w:p>
+    <w:p>
+      <w:pPr>
+        <w:pStyle w:val="ListBullet"/>
+      </w:pPr>
+      <w:r>
+        <w:rPr>
+          <w:b w:val="0"/>
+          <w:sz w:val="20"/>
+        </w:rPr>
+        <w:t>事例ライブラリ 6件目ゲートの文言を家づくり支援訴求に変更</w:t>
+      </w:r>
+    </w:p>
+    <w:p>
+      <w:pPr>
+        <w:pStyle w:val="ListBullet"/>
+      </w:pPr>
+      <w:r>
+        <w:rPr>
+          <w:b w:val="0"/>
+          <w:sz w:val="20"/>
+        </w:rPr>
+        <w:t>見学会予約完了画面に会員登録主 CTA を追加</w:t>
+      </w:r>
+    </w:p>
+    <w:p>
+      <w:pPr>
+        <w:pStyle w:val="ListBullet"/>
+      </w:pPr>
+      <w:r>
+        <w:rPr>
+          <w:b w:val="0"/>
+          <w:sz w:val="20"/>
+        </w:rPr>
+        <w:t>api/chat システムプロンプトから資料請求削除</w:t>
+      </w:r>
+    </w:p>
+    <w:p>
+      <w:pPr>
+        <w:pStyle w:val="ListBullet"/>
+      </w:pPr>
+      <w:r>
+        <w:rPr>
+          <w:b w:val="0"/>
+          <w:sz w:val="20"/>
+        </w:rPr>
+        <w:t>REQUIREMENTS.md / CURRENT_ISSUES.md / IMPLEMENTATION_PLAN.md に v4.1 パッチ追加</w:t>
+      </w:r>
+    </w:p>
+    <w:p>
+      <w:pPr>
+        <w:pStyle w:val="ListBullet"/>
+      </w:pPr>
+      <w:r>
+        <w:rPr>
+          <w:b w:val="0"/>
+          <w:sz w:val="20"/>
+        </w:rPr>
+        <w:t>営業戦略統合ドキュメント.docx に v1 旧版警告バナー追加</w:t>
       </w:r>
     </w:p>
     <w:p/>
@@ -159,6 +392,7 @@
         <w:t>最新版/</w:t>
       </w:r>
     </w:p>
+    <w:p/>
     <w:p>
       <w:pPr>
         <w:pStyle w:val="ListBullet"/>
@@ -168,7 +402,7 @@
           <w:b w:val="0"/>
           <w:sz w:val="20"/>
         </w:rPr>
-        <w:t>README.docx</w:t>
+        <w:t>README.docx (このファイル)</w:t>
       </w:r>
     </w:p>
     <w:p>
@@ -180,7 +414,7 @@
           <w:b w:val="0"/>
           <w:sz w:val="20"/>
         </w:rPr>
-        <w:t>01_エンジニア共有用/（.md のまま。開発者向け）</w:t>
+        <w:t>01_エンジニア共有用/ (.md のまま)</w:t>
       </w:r>
     </w:p>
     <w:p>
@@ -252,7 +486,7 @@
           <w:b w:val="0"/>
           <w:sz w:val="20"/>
         </w:rPr>
-        <w:t>02_管理シート/（実行可能な管理表）</w:t>
+        <w:t>02_管理シート/</w:t>
       </w:r>
     </w:p>
     <w:p>
@@ -360,7 +594,7 @@
           <w:b w:val="0"/>
           <w:sz w:val="20"/>
         </w:rPr>
-        <w:t>03_営業関係/（工務店10社への説明用）</w:t>
+        <w:t>03_営業関係/</w:t>
       </w:r>
     </w:p>
     <w:p>
@@ -384,7 +618,7 @@
           <w:b w:val="0"/>
           <w:sz w:val="20"/>
         </w:rPr>
-        <w:t>工務店向け説明_MVP版.pptx</w:t>
+        <w:t>工務店向け説明_MVP版.pptx (v2 + 3% 付加価値 + 核ループ + 資料請求主役外し)</w:t>
       </w:r>
     </w:p>
     <w:p>
@@ -396,7 +630,7 @@
           <w:b w:val="0"/>
           <w:sz w:val="20"/>
         </w:rPr>
-        <w:t>料金プラン_MVP版.docx</w:t>
+        <w:t>料金プラン_MVP版.docx (v2 + 3% 付加価値 6 項目)</w:t>
       </w:r>
     </w:p>
     <w:p>
@@ -408,7 +642,7 @@
           <w:b w:val="0"/>
           <w:sz w:val="20"/>
         </w:rPr>
-        <w:t>工務店FAQ_MVP版.docx</w:t>
+        <w:t>工務店FAQ_MVP版.docx (v2 + 3% 付加価値 + 資料請求の扱い)</w:t>
       </w:r>
     </w:p>
     <w:p>
@@ -420,43 +654,7 @@
           <w:b w:val="0"/>
           <w:sz w:val="20"/>
         </w:rPr>
-        <w:t>提案書/</w:t>
-      </w:r>
-    </w:p>
-    <w:p>
-      <w:pPr>
-        <w:pStyle w:val="ListBullet"/>
-      </w:pPr>
-      <w:r>
-        <w:rPr>
-          <w:b w:val="0"/>
-          <w:sz w:val="20"/>
-        </w:rPr>
-        <w:t>builder-sales-deck.pptx (MVP版・段階的成長プラン付き)</w:t>
-      </w:r>
-    </w:p>
-    <w:p>
-      <w:pPr>
-        <w:pStyle w:val="ListBullet"/>
-      </w:pPr>
-      <w:r>
-        <w:rPr>
-          <w:b w:val="0"/>
-          <w:sz w:val="20"/>
-        </w:rPr>
-        <w:t>ぺいほーむ企画概要_工務店向け_pre-MVP版.pptx (参考・旧版)</w:t>
-      </w:r>
-    </w:p>
-    <w:p>
-      <w:pPr>
-        <w:pStyle w:val="ListBullet"/>
-      </w:pPr>
-      <w:r>
-        <w:rPr>
-          <w:b w:val="0"/>
-          <w:sz w:val="20"/>
-        </w:rPr>
-        <w:t>営業提案書_v2_pre-MVP版.pptx (参考・旧版)</w:t>
+        <w:t>提案書/ (pre-MVP 3点は参考扱い)</w:t>
       </w:r>
     </w:p>
     <w:p>
@@ -480,7 +678,7 @@
           <w:b w:val="0"/>
           <w:sz w:val="20"/>
         </w:rPr>
-        <w:t>テレアポスクリプト・反論対応集.docx</w:t>
+        <w:t>営業管理シート/</w:t>
       </w:r>
     </w:p>
     <w:p>
@@ -492,7 +690,7 @@
           <w:b w:val="0"/>
           <w:sz w:val="20"/>
         </w:rPr>
-        <w:t>撮影・記事・施工事例共有マニュアル.docx</w:t>
+        <w:t>04_経理関係/</w:t>
       </w:r>
     </w:p>
     <w:p>
@@ -504,7 +702,7 @@
           <w:b w:val="0"/>
           <w:sz w:val="20"/>
         </w:rPr>
-        <w:t>営業管理シート/</w:t>
+        <w:t>05_契約書/</w:t>
       </w:r>
     </w:p>
     <w:p>
@@ -516,7 +714,7 @@
           <w:b w:val="0"/>
           <w:sz w:val="20"/>
         </w:rPr>
-        <w:t>selection-criteria.xlsx</w:t>
+        <w:t>06_事業計画・戦略/</w:t>
       </w:r>
     </w:p>
     <w:p>
@@ -528,19 +726,26 @@
           <w:b w:val="0"/>
           <w:sz w:val="20"/>
         </w:rPr>
-        <w:t>上位15社管理.xlsx</w:t>
+        <w:t>07_業務運用ルール/</w:t>
       </w:r>
     </w:p>
     <w:p>
       <w:pPr>
         <w:pStyle w:val="ListBullet"/>
       </w:pPr>
+      <w:r>
+        <w:rPr>
+          <w:b/>
+          <w:sz w:val="20"/>
+        </w:rPr>
+        <w:t>08_新規整備/</w:t>
+      </w:r>
       <w:r>
         <w:rPr>
           <w:b w:val="0"/>
           <w:sz w:val="20"/>
         </w:rPr>
-        <w:t>営業管理（テレアポ・戦略・料金）.xlsx</w:t>
+        <w:t xml:space="preserve"> (2026-04-12 追加)</w:t>
       </w:r>
     </w:p>
     <w:p>
@@ -552,7 +757,7 @@
           <w:b w:val="0"/>
           <w:sz w:val="20"/>
         </w:rPr>
-        <w:t>営業管理（工務店ヒアリング・ペルソナ）.xlsx</w:t>
+        <w:t>00_README.md — このフォルダの読み方</w:t>
       </w:r>
     </w:p>
     <w:p>
@@ -564,7 +769,14 @@
           <w:b w:val="0"/>
           <w:sz w:val="20"/>
         </w:rPr>
-        <w:t>04_経理関係/（請求・P&amp;L・財務管理）</w:t>
+        <w:t xml:space="preserve">00_現行方針1枚まとめ.md — </w:t>
+      </w:r>
+      <w:r>
+        <w:rPr>
+          <w:b/>
+          <w:sz w:val="20"/>
+        </w:rPr>
+        <w:t>全スタッフ必読</w:t>
       </w:r>
     </w:p>
     <w:p>
@@ -576,7 +788,7 @@
           <w:b w:val="0"/>
           <w:sz w:val="20"/>
         </w:rPr>
-        <w:t>00_README.docx</w:t>
+        <w:t>01_UAT受入テスト仕様書.md</w:t>
       </w:r>
     </w:p>
     <w:p>
@@ -588,7 +800,7 @@
           <w:b w:val="0"/>
           <w:sz w:val="20"/>
         </w:rPr>
-        <w:t>請求・P&amp;L管理.xlsx</w:t>
+        <w:t>02_リリースGo-NoGo判定シート.md</w:t>
       </w:r>
     </w:p>
     <w:p>
@@ -600,7 +812,7 @@
           <w:b w:val="0"/>
           <w:sz w:val="20"/>
         </w:rPr>
-        <w:t>キャッシュポイント一覧.docx</w:t>
+        <w:t>03_リリース当日運用マニュアル.md</w:t>
       </w:r>
     </w:p>
     <w:p>
@@ -612,7 +824,7 @@
           <w:b w:val="0"/>
           <w:sz w:val="20"/>
         </w:rPr>
-        <w:t>財務・KPI管理.xlsx</w:t>
+        <w:t>04_障害時エスカレーションフロー.md</w:t>
       </w:r>
     </w:p>
     <w:p>
@@ -624,7 +836,7 @@
           <w:b w:val="0"/>
           <w:sz w:val="20"/>
         </w:rPr>
-        <w:t>05_契約書/（工務店との契約書テンプレート）</w:t>
+        <w:t>05_無料相談から成約ナーチャリング運用マニュアル.md</w:t>
       </w:r>
     </w:p>
     <w:p>
@@ -636,7 +848,7 @@
           <w:b w:val="0"/>
           <w:sz w:val="20"/>
         </w:rPr>
-        <w:t>00_README.docx</w:t>
+        <w:t>06_旧版資料廃止ルール_ドキュメント管理ルール.md</w:t>
       </w:r>
     </w:p>
     <w:p>
@@ -648,7 +860,7 @@
           <w:b w:val="0"/>
           <w:sz w:val="20"/>
         </w:rPr>
-        <w:t>フリープラン申込書.docx</w:t>
+        <w:t>07_CTA文言ガイドライン.md</w:t>
       </w:r>
     </w:p>
     <w:p>
@@ -660,7 +872,7 @@
           <w:b w:val="0"/>
           <w:sz w:val="20"/>
         </w:rPr>
-        <w:t>マーケティング支援契約書.docx</w:t>
+        <w:t>08_営業FAQ_反論対応集.md (28問)</w:t>
       </w:r>
     </w:p>
     <w:p>
@@ -672,7 +884,7 @@
           <w:b w:val="0"/>
           <w:sz w:val="20"/>
         </w:rPr>
-        <w:t>掲載契約書・反響課金契約書テンプレート.docx</w:t>
+        <w:t>09_成果報酬3%説明シート.md (工務店配布用)</w:t>
       </w:r>
     </w:p>
     <w:p>
@@ -684,7 +896,7 @@
           <w:b w:val="0"/>
           <w:sz w:val="20"/>
         </w:rPr>
-        <w:t>06_事業計画・戦略/（経営層向け）</w:t>
+        <w:t>10_成果報酬3%契約別紙.md (契約ドラフト)</w:t>
       </w:r>
     </w:p>
     <w:p>
@@ -696,7 +908,7 @@
           <w:b w:val="0"/>
           <w:sz w:val="20"/>
         </w:rPr>
-        <w:t>00_README.docx</w:t>
+        <w:t>11_成約報告請求フロー.md (経理フロー)</w:t>
       </w:r>
     </w:p>
     <w:p>
@@ -708,7 +920,7 @@
           <w:b w:val="0"/>
           <w:sz w:val="20"/>
         </w:rPr>
-        <w:t>business-plan-internal.pptx</w:t>
+        <w:t>12_工務店法務FAQ.md (28問)</w:t>
       </w:r>
     </w:p>
     <w:p>
@@ -720,7 +932,7 @@
           <w:b w:val="0"/>
           <w:sz w:val="20"/>
         </w:rPr>
-        <w:t>business-operations.xlsx</w:t>
+        <w:t>13_成約証憑受領管理シート_テンプレート.md</w:t>
       </w:r>
     </w:p>
     <w:p>
@@ -732,7 +944,7 @@
           <w:b w:val="0"/>
           <w:sz w:val="20"/>
         </w:rPr>
-        <w:t>MVPローンチ戦略.docx</w:t>
+        <w:t>14_工務店月次レポートテンプレート.md</w:t>
       </w:r>
     </w:p>
     <w:p>
@@ -744,199 +956,7 @@
           <w:b w:val="0"/>
           <w:sz w:val="20"/>
         </w:rPr>
-        <w:t>事業モデル・ストーリー.docx</w:t>
-      </w:r>
-    </w:p>
-    <w:p>
-      <w:pPr>
-        <w:pStyle w:val="ListBullet"/>
-      </w:pPr>
-      <w:r>
-        <w:rPr>
-          <w:b w:val="0"/>
-          <w:sz w:val="20"/>
-        </w:rPr>
-        <w:t>プラットフォーム掲載計画書.docx</w:t>
-      </w:r>
-    </w:p>
-    <w:p>
-      <w:pPr>
-        <w:pStyle w:val="ListBullet"/>
-      </w:pPr>
-      <w:r>
-        <w:rPr>
-          <w:b w:val="0"/>
-          <w:sz w:val="20"/>
-        </w:rPr>
-        <w:t>営業戦略統合ドキュメント.docx</w:t>
-      </w:r>
-    </w:p>
-    <w:p>
-      <w:pPr>
-        <w:pStyle w:val="ListBullet"/>
-      </w:pPr>
-      <w:r>
-        <w:rPr>
-          <w:b w:val="0"/>
-          <w:sz w:val="20"/>
-        </w:rPr>
-        <w:t>SaaS料金エキスパートパネル議事録.docx</w:t>
-      </w:r>
-    </w:p>
-    <w:p>
-      <w:pPr>
-        <w:pStyle w:val="ListBullet"/>
-      </w:pPr>
-      <w:r>
-        <w:rPr>
-          <w:b w:val="0"/>
-          <w:sz w:val="20"/>
-        </w:rPr>
-        <w:t>リリース前エキスパートレビュー.docx</w:t>
-      </w:r>
-    </w:p>
-    <w:p>
-      <w:pPr>
-        <w:pStyle w:val="ListBullet"/>
-      </w:pPr>
-      <w:r>
-        <w:rPr>
-          <w:b w:val="0"/>
-          <w:sz w:val="20"/>
-        </w:rPr>
-        <w:t>YouTubeアナリティクス_2026-04.docx</w:t>
-      </w:r>
-    </w:p>
-    <w:p>
-      <w:pPr>
-        <w:pStyle w:val="ListBullet"/>
-      </w:pPr>
-      <w:r>
-        <w:rPr>
-          <w:b w:val="0"/>
-          <w:sz w:val="20"/>
-        </w:rPr>
-        <w:t>鹿児島事業シミュレーション.xlsx</w:t>
-      </w:r>
-    </w:p>
-    <w:p>
-      <w:pPr>
-        <w:pStyle w:val="ListBullet"/>
-      </w:pPr>
-      <w:r>
-        <w:rPr>
-          <w:b w:val="0"/>
-          <w:sz w:val="20"/>
-        </w:rPr>
-        <w:t>07_業務運用ルール/（全スタッフ向け運用基準）</w:t>
-      </w:r>
-    </w:p>
-    <w:p>
-      <w:pPr>
-        <w:pStyle w:val="ListBullet"/>
-      </w:pPr>
-      <w:r>
-        <w:rPr>
-          <w:b w:val="0"/>
-          <w:sz w:val="20"/>
-        </w:rPr>
-        <w:t>00_README.docx</w:t>
-      </w:r>
-    </w:p>
-    <w:p>
-      <w:pPr>
-        <w:pStyle w:val="ListBullet"/>
-      </w:pPr>
-      <w:r>
-        <w:rPr>
-          <w:b w:val="0"/>
-          <w:sz w:val="20"/>
-        </w:rPr>
-        <w:t>オペレーションマニュアル.docx</w:t>
-      </w:r>
-    </w:p>
-    <w:p>
-      <w:pPr>
-        <w:pStyle w:val="ListBullet"/>
-      </w:pPr>
-      <w:r>
-        <w:rPr>
-          <w:b w:val="0"/>
-          <w:sz w:val="20"/>
-        </w:rPr>
-        <w:t>プラットフォーム運用ルール.docx</w:t>
-      </w:r>
-    </w:p>
-    <w:p>
-      <w:pPr>
-        <w:pStyle w:val="ListBullet"/>
-      </w:pPr>
-      <w:r>
-        <w:rPr>
-          <w:b w:val="0"/>
-          <w:sz w:val="20"/>
-        </w:rPr>
-        <w:t>リード管理ルール.docx</w:t>
-      </w:r>
-    </w:p>
-    <w:p>
-      <w:pPr>
-        <w:pStyle w:val="ListBullet"/>
-      </w:pPr>
-      <w:r>
-        <w:rPr>
-          <w:b w:val="0"/>
-          <w:sz w:val="20"/>
-        </w:rPr>
-        <w:t>フォーム仕様書.docx</w:t>
-      </w:r>
-    </w:p>
-    <w:p>
-      <w:pPr>
-        <w:pStyle w:val="ListBullet"/>
-      </w:pPr>
-      <w:r>
-        <w:rPr>
-          <w:b w:val="0"/>
-          <w:sz w:val="20"/>
-        </w:rPr>
-        <w:t>メール通知仕様書.docx</w:t>
-      </w:r>
-    </w:p>
-    <w:p>
-      <w:pPr>
-        <w:pStyle w:val="ListBullet"/>
-      </w:pPr>
-      <w:r>
-        <w:rPr>
-          <w:b w:val="0"/>
-          <w:sz w:val="20"/>
-        </w:rPr>
-        <w:t>データ取扱いルール.docx</w:t>
-      </w:r>
-    </w:p>
-    <w:p>
-      <w:pPr>
-        <w:pStyle w:val="ListBullet"/>
-      </w:pPr>
-      <w:r>
-        <w:rPr>
-          <w:b w:val="0"/>
-          <w:sz w:val="20"/>
-        </w:rPr>
-        <w:t>掲載基準・品質管理ガイド.docx</w:t>
-      </w:r>
-    </w:p>
-    <w:p>
-      <w:pPr>
-        <w:pStyle w:val="ListBullet"/>
-      </w:pPr>
-      <w:r>
-        <w:rPr>
-          <w:b w:val="0"/>
-          <w:sz w:val="20"/>
-        </w:rPr>
-        <w:t>AIチャット運用ルール.docx</w:t>
+        <w:t>15_lead_source別追跡項目_CTA_CV追跡.md</w:t>
       </w:r>
     </w:p>
     <w:p/>
@@ -958,722 +978,20 @@
           <w:color w:val="3D2200"/>
           <w:sz w:val="28"/>
         </w:rPr>
-        <w:t>7つの柱</w:t>
-      </w:r>
-    </w:p>
-    <w:p/>
-    <w:tbl>
-      <w:tblPr>
-        <w:tblStyle w:val="LightGrid-Accent1"/>
-        <w:tblW w:type="auto" w:w="0"/>
-        <w:tblLook w:firstColumn="1" w:firstRow="1" w:lastColumn="0" w:lastRow="0" w:noHBand="0" w:noVBand="1" w:val="04A0"/>
-      </w:tblPr>
-      <w:tblGrid>
-        <w:gridCol w:w="2880"/>
-        <w:gridCol w:w="2880"/>
-        <w:gridCol w:w="2880"/>
-      </w:tblGrid>
-      <w:tr>
-        <w:tc>
-          <w:tcPr>
-            <w:tcW w:type="dxa" w:w="2880"/>
-            <w:shd w:val="clear" w:color="auto" w:fill="3D2200"/>
-          </w:tcPr>
-          <w:p>
-            <w:r/>
-            <w:r>
-              <w:rPr>
-                <w:b/>
-                <w:color w:val="FFFFFF"/>
-                <w:sz w:val="18"/>
-              </w:rPr>
-              <w:t>フォルダ</w:t>
-            </w:r>
-          </w:p>
-        </w:tc>
-        <w:tc>
-          <w:tcPr>
-            <w:tcW w:type="dxa" w:w="2880"/>
-            <w:shd w:val="clear" w:color="auto" w:fill="3D2200"/>
-          </w:tcPr>
-          <w:p>
-            <w:r/>
-            <w:r>
-              <w:rPr>
-                <w:b/>
-                <w:color w:val="FFFFFF"/>
-                <w:sz w:val="18"/>
-              </w:rPr>
-              <w:t>誰が見る</w:t>
-            </w:r>
-          </w:p>
-        </w:tc>
-        <w:tc>
-          <w:tcPr>
-            <w:tcW w:type="dxa" w:w="2880"/>
-            <w:shd w:val="clear" w:color="auto" w:fill="3D2200"/>
-          </w:tcPr>
-          <w:p>
-            <w:r/>
-            <w:r>
-              <w:rPr>
-                <w:b/>
-                <w:color w:val="FFFFFF"/>
-                <w:sz w:val="18"/>
-              </w:rPr>
-              <w:t>主な中身</w:t>
-            </w:r>
-          </w:p>
-        </w:tc>
-      </w:tr>
-      <w:tr>
-        <w:tc>
-          <w:tcPr>
-            <w:tcW w:type="dxa" w:w="2880"/>
-          </w:tcPr>
-          <w:p>
-            <w:r/>
-            <w:r>
-              <w:rPr>
-                <w:b w:val="0"/>
-                <w:sz w:val="18"/>
-              </w:rPr>
-              <w:t>01_エンジニア共有用</w:t>
-            </w:r>
-          </w:p>
-        </w:tc>
-        <w:tc>
-          <w:tcPr>
-            <w:tcW w:type="dxa" w:w="2880"/>
-          </w:tcPr>
-          <w:p>
-            <w:r/>
-            <w:r>
-              <w:rPr>
-                <w:b w:val="0"/>
-                <w:sz w:val="18"/>
-              </w:rPr>
-              <w:t>開発者</w:t>
-            </w:r>
-          </w:p>
-        </w:tc>
-        <w:tc>
-          <w:tcPr>
-            <w:tcW w:type="dxa" w:w="2880"/>
-          </w:tcPr>
-          <w:p>
-            <w:r/>
-            <w:r>
-              <w:rPr>
-                <w:b w:val="0"/>
-                <w:sz w:val="18"/>
-              </w:rPr>
-              <w:t>MVP 実装仕様、AI 要件定義・設計、機能ロードマップ</w:t>
-            </w:r>
-          </w:p>
-        </w:tc>
-      </w:tr>
-      <w:tr>
-        <w:tc>
-          <w:tcPr>
-            <w:tcW w:type="dxa" w:w="2880"/>
-          </w:tcPr>
-          <w:p>
-            <w:r/>
-            <w:r>
-              <w:rPr>
-                <w:b w:val="0"/>
-                <w:sz w:val="18"/>
-              </w:rPr>
-              <w:t>02_管理シート</w:t>
-            </w:r>
-          </w:p>
-        </w:tc>
-        <w:tc>
-          <w:tcPr>
-            <w:tcW w:type="dxa" w:w="2880"/>
-          </w:tcPr>
-          <w:p>
-            <w:r/>
-            <w:r>
-              <w:rPr>
-                <w:b w:val="0"/>
-                <w:sz w:val="18"/>
-              </w:rPr>
-              <w:t>PM / 代表</w:t>
-            </w:r>
-          </w:p>
-        </w:tc>
-        <w:tc>
-          <w:tcPr>
-            <w:tcW w:type="dxa" w:w="2880"/>
-          </w:tcPr>
-          <w:p>
-            <w:r/>
-            <w:r>
-              <w:rPr>
-                <w:b w:val="0"/>
-                <w:sz w:val="18"/>
-              </w:rPr>
-              <w:t>日次〜月次のToDo、動線KPI、プロジェクト進捗</w:t>
-            </w:r>
-          </w:p>
-        </w:tc>
-      </w:tr>
-      <w:tr>
-        <w:tc>
-          <w:tcPr>
-            <w:tcW w:type="dxa" w:w="2880"/>
-          </w:tcPr>
-          <w:p>
-            <w:r/>
-            <w:r>
-              <w:rPr>
-                <w:b w:val="0"/>
-                <w:sz w:val="18"/>
-              </w:rPr>
-              <w:t>03_営業関係</w:t>
-            </w:r>
-          </w:p>
-        </w:tc>
-        <w:tc>
-          <w:tcPr>
-            <w:tcW w:type="dxa" w:w="2880"/>
-          </w:tcPr>
-          <w:p>
-            <w:r/>
-            <w:r>
-              <w:rPr>
-                <w:b w:val="0"/>
-                <w:sz w:val="18"/>
-              </w:rPr>
-              <w:t>営業</w:t>
-            </w:r>
-          </w:p>
-        </w:tc>
-        <w:tc>
-          <w:tcPr>
-            <w:tcW w:type="dxa" w:w="2880"/>
-          </w:tcPr>
-          <w:p>
-            <w:r/>
-            <w:r>
-              <w:rPr>
-                <w:b w:val="0"/>
-                <w:sz w:val="18"/>
-              </w:rPr>
-              <w:t>工務店説明スライド、料金、FAQ、提案書、スクリプト、管理シート</w:t>
-            </w:r>
-          </w:p>
-        </w:tc>
-      </w:tr>
-      <w:tr>
-        <w:tc>
-          <w:tcPr>
-            <w:tcW w:type="dxa" w:w="2880"/>
-          </w:tcPr>
-          <w:p>
-            <w:r/>
-            <w:r>
-              <w:rPr>
-                <w:b w:val="0"/>
-                <w:sz w:val="18"/>
-              </w:rPr>
-              <w:t>04_経理関係</w:t>
-            </w:r>
-          </w:p>
-        </w:tc>
-        <w:tc>
-          <w:tcPr>
-            <w:tcW w:type="dxa" w:w="2880"/>
-          </w:tcPr>
-          <w:p>
-            <w:r/>
-            <w:r>
-              <w:rPr>
-                <w:b w:val="0"/>
-                <w:sz w:val="18"/>
-              </w:rPr>
-              <w:t>経理</w:t>
-            </w:r>
-          </w:p>
-        </w:tc>
-        <w:tc>
-          <w:tcPr>
-            <w:tcW w:type="dxa" w:w="2880"/>
-          </w:tcPr>
-          <w:p>
-            <w:r/>
-            <w:r>
-              <w:rPr>
-                <w:b w:val="0"/>
-                <w:sz w:val="18"/>
-              </w:rPr>
-              <w:t>月次請求、入金、P&amp;L、キャッシュポイント</w:t>
-            </w:r>
-          </w:p>
-        </w:tc>
-      </w:tr>
-      <w:tr>
-        <w:tc>
-          <w:tcPr>
-            <w:tcW w:type="dxa" w:w="2880"/>
-          </w:tcPr>
-          <w:p>
-            <w:r/>
-            <w:r>
-              <w:rPr>
-                <w:b w:val="0"/>
-                <w:sz w:val="18"/>
-              </w:rPr>
-              <w:t>05_契約書</w:t>
-            </w:r>
-          </w:p>
-        </w:tc>
-        <w:tc>
-          <w:tcPr>
-            <w:tcW w:type="dxa" w:w="2880"/>
-          </w:tcPr>
-          <w:p>
-            <w:r/>
-            <w:r>
-              <w:rPr>
-                <w:b w:val="0"/>
-                <w:sz w:val="18"/>
-              </w:rPr>
-              <w:t>代表 / 法務 / 営業</w:t>
-            </w:r>
-          </w:p>
-        </w:tc>
-        <w:tc>
-          <w:tcPr>
-            <w:tcW w:type="dxa" w:w="2880"/>
-          </w:tcPr>
-          <w:p>
-            <w:r/>
-            <w:r>
-              <w:rPr>
-                <w:b w:val="0"/>
-                <w:sz w:val="18"/>
-              </w:rPr>
-              <w:t>フリープラン・マーケ支援・反響課金の契約書テンプレート</w:t>
-            </w:r>
-          </w:p>
-        </w:tc>
-      </w:tr>
-      <w:tr>
-        <w:tc>
-          <w:tcPr>
-            <w:tcW w:type="dxa" w:w="2880"/>
-          </w:tcPr>
-          <w:p>
-            <w:r/>
-            <w:r>
-              <w:rPr>
-                <w:b w:val="0"/>
-                <w:sz w:val="18"/>
-              </w:rPr>
-              <w:t>06_事業計画・戦略</w:t>
-            </w:r>
-          </w:p>
-        </w:tc>
-        <w:tc>
-          <w:tcPr>
-            <w:tcW w:type="dxa" w:w="2880"/>
-          </w:tcPr>
-          <w:p>
-            <w:r/>
-            <w:r>
-              <w:rPr>
-                <w:b w:val="0"/>
-                <w:sz w:val="18"/>
-              </w:rPr>
-              <w:t>代表 / 投資家 / 金融機関</w:t>
-            </w:r>
-          </w:p>
-        </w:tc>
-        <w:tc>
-          <w:tcPr>
-            <w:tcW w:type="dxa" w:w="2880"/>
-          </w:tcPr>
-          <w:p>
-            <w:r/>
-            <w:r>
-              <w:rPr>
-                <w:b w:val="0"/>
-                <w:sz w:val="18"/>
-              </w:rPr>
-              <w:t>事業計画、戦略文書、エキスパートレビュー</w:t>
-            </w:r>
-          </w:p>
-        </w:tc>
-      </w:tr>
-      <w:tr>
-        <w:tc>
-          <w:tcPr>
-            <w:tcW w:type="dxa" w:w="2880"/>
-          </w:tcPr>
-          <w:p>
-            <w:r/>
-            <w:r>
-              <w:rPr>
-                <w:b w:val="0"/>
-                <w:sz w:val="18"/>
-              </w:rPr>
-              <w:t>07_業務運用ルール</w:t>
-            </w:r>
-          </w:p>
-        </w:tc>
-        <w:tc>
-          <w:tcPr>
-            <w:tcW w:type="dxa" w:w="2880"/>
-          </w:tcPr>
-          <w:p>
-            <w:r/>
-            <w:r>
-              <w:rPr>
-                <w:b w:val="0"/>
-                <w:sz w:val="18"/>
-              </w:rPr>
-              <w:t>全スタッフ</w:t>
-            </w:r>
-          </w:p>
-        </w:tc>
-        <w:tc>
-          <w:tcPr>
-            <w:tcW w:type="dxa" w:w="2880"/>
-          </w:tcPr>
-          <w:p>
-            <w:r/>
-            <w:r>
-              <w:rPr>
-                <w:b w:val="0"/>
-                <w:sz w:val="18"/>
-              </w:rPr>
-              <w:t>オペレーション、リード管理、データ取扱い、品質管理</w:t>
-            </w:r>
-          </w:p>
-        </w:tc>
-      </w:tr>
-    </w:tbl>
-    <w:p/>
-    <w:p>
-      <w:pPr>
-        <w:jc w:val="center"/>
-      </w:pPr>
-      <w:r>
-        <w:t>──────────────────────────────────────────────────</w:t>
+        <w:t>リリース時の公開画面構成</w:t>
       </w:r>
     </w:p>
     <w:p/>
     <w:p>
       <w:pPr>
-        <w:pStyle w:val="Heading2"/>
+        <w:pStyle w:val="Heading3"/>
       </w:pPr>
       <w:r>
         <w:rPr>
-          <w:color w:val="3D2200"/>
-          <w:sz w:val="28"/>
+          <w:color w:val="E8740C"/>
+          <w:sz w:val="24"/>
         </w:rPr>
-        <w:t>ファイル形式のルール</w:t>
-      </w:r>
-    </w:p>
-    <w:p/>
-    <w:p>
-      <w:pPr>
-        <w:pStyle w:val="ListBullet"/>
-      </w:pPr>
-      <w:r>
-        <w:rPr>
-          <w:b/>
-          <w:sz w:val="20"/>
-        </w:rPr>
-        <w:t>01_エンジニア共有用</w:t>
-      </w:r>
-      <w:r>
-        <w:rPr>
-          <w:b w:val="0"/>
-          <w:sz w:val="20"/>
-        </w:rPr>
-        <w:t xml:space="preserve"> のみ Markdown (.md)</w:t>
-      </w:r>
-    </w:p>
-    <w:p>
-      <w:pPr>
-        <w:pStyle w:val="ListBullet"/>
-      </w:pPr>
-      <w:r>
-        <w:rPr>
-          <w:b w:val="0"/>
-          <w:sz w:val="20"/>
-        </w:rPr>
-        <w:t>それ以外は Word (.docx) / PowerPoint (.pptx) / Excel (.xlsx)</w:t>
-      </w:r>
-    </w:p>
-    <w:p>
-      <w:pPr>
-        <w:pStyle w:val="ListBullet"/>
-      </w:pPr>
-      <w:r>
-        <w:rPr>
-          <w:b w:val="0"/>
-          <w:sz w:val="20"/>
-        </w:rPr>
-        <w:t>再生成が必要な場合は `scripts/` 配下のスクリプトから</w:t>
-      </w:r>
-    </w:p>
-    <w:p>
-      <w:pPr>
-        <w:pStyle w:val="ListBullet"/>
-      </w:pPr>
-      <w:r>
-        <w:rPr>
-          <w:b w:val="0"/>
-          <w:sz w:val="20"/>
-        </w:rPr>
-        <w:t>手動編集は直接 docx / xlsx を触る運用</w:t>
-      </w:r>
-    </w:p>
-    <w:p/>
-    <w:p>
-      <w:pPr>
-        <w:pStyle w:val="Heading2"/>
-      </w:pPr>
-      <w:r>
-        <w:rPr>
-          <w:color w:val="3D2200"/>
-          <w:sz w:val="28"/>
-        </w:rPr>
-        <w:t>MVP 整合ステータス</w:t>
-      </w:r>
-    </w:p>
-    <w:p/>
-    <w:tbl>
-      <w:tblPr>
-        <w:tblStyle w:val="LightGrid-Accent1"/>
-        <w:tblW w:type="auto" w:w="0"/>
-        <w:tblLook w:firstColumn="1" w:firstRow="1" w:lastColumn="0" w:lastRow="0" w:noHBand="0" w:noVBand="1" w:val="04A0"/>
-      </w:tblPr>
-      <w:tblGrid>
-        <w:gridCol w:w="2880"/>
-        <w:gridCol w:w="2880"/>
-        <w:gridCol w:w="2880"/>
-      </w:tblGrid>
-      <w:tr>
-        <w:tc>
-          <w:tcPr>
-            <w:tcW w:type="dxa" w:w="2880"/>
-            <w:shd w:val="clear" w:color="auto" w:fill="3D2200"/>
-          </w:tcPr>
-          <w:p>
-            <w:r/>
-            <w:r>
-              <w:rPr>
-                <w:b/>
-                <w:color w:val="FFFFFF"/>
-                <w:sz w:val="18"/>
-              </w:rPr>
-              <w:t>種別</w:t>
-            </w:r>
-          </w:p>
-        </w:tc>
-        <w:tc>
-          <w:tcPr>
-            <w:tcW w:type="dxa" w:w="2880"/>
-            <w:shd w:val="clear" w:color="auto" w:fill="3D2200"/>
-          </w:tcPr>
-          <w:p>
-            <w:r/>
-            <w:r>
-              <w:rPr>
-                <w:b/>
-                <w:color w:val="FFFFFF"/>
-                <w:sz w:val="18"/>
-              </w:rPr>
-              <w:t>該当ファイル</w:t>
-            </w:r>
-          </w:p>
-        </w:tc>
-        <w:tc>
-          <w:tcPr>
-            <w:tcW w:type="dxa" w:w="2880"/>
-            <w:shd w:val="clear" w:color="auto" w:fill="3D2200"/>
-          </w:tcPr>
-          <w:p>
-            <w:r/>
-            <w:r>
-              <w:rPr>
-                <w:b/>
-                <w:color w:val="FFFFFF"/>
-                <w:sz w:val="18"/>
-              </w:rPr>
-              <w:t>ステータス</w:t>
-            </w:r>
-          </w:p>
-        </w:tc>
-      </w:tr>
-      <w:tr>
-        <w:tc>
-          <w:tcPr>
-            <w:tcW w:type="dxa" w:w="2880"/>
-          </w:tcPr>
-          <w:p>
-            <w:r/>
-            <w:r>
-              <w:rPr>
-                <w:b w:val="0"/>
-                <w:sz w:val="18"/>
-              </w:rPr>
-              <w:t>現行 MVP 正式版</w:t>
-            </w:r>
-          </w:p>
-        </w:tc>
-        <w:tc>
-          <w:tcPr>
-            <w:tcW w:type="dxa" w:w="2880"/>
-          </w:tcPr>
-          <w:p>
-            <w:r/>
-            <w:r>
-              <w:rPr>
-                <w:b w:val="0"/>
-                <w:sz w:val="18"/>
-              </w:rPr>
-              <w:t>MVP実行計画.xlsx / フェーズ別収益モデル.xlsx / 動線設計シート.xlsx / 工務店向け説明_MVP版.pptx / 料金プラン_MVP版.docx / 工務店FAQ_MVP版.docx / 請求・P&amp;L管理.xlsx / キャッシュポイント一覧.docx / builder-sales-deck.pptx / business-operations.xlsx</w:t>
-            </w:r>
-          </w:p>
-        </w:tc>
-        <w:tc>
-          <w:tcPr>
-            <w:tcW w:type="dxa" w:w="2880"/>
-          </w:tcPr>
-          <w:p>
-            <w:r/>
-            <w:r>
-              <w:rPr>
-                <w:b w:val="0"/>
-                <w:sz w:val="18"/>
-              </w:rPr>
-              <w:t>現行 2026-04-12 版・常に優遇 (50% OFF) を反映</w:t>
-            </w:r>
-          </w:p>
-        </w:tc>
-      </w:tr>
-      <w:tr>
-        <w:tc>
-          <w:tcPr>
-            <w:tcW w:type="dxa" w:w="2880"/>
-          </w:tcPr>
-          <w:p>
-            <w:r/>
-            <w:r>
-              <w:rPr>
-                <w:b w:val="0"/>
-                <w:sz w:val="18"/>
-              </w:rPr>
-              <w:t>参考・旧版</w:t>
-            </w:r>
-          </w:p>
-        </w:tc>
-        <w:tc>
-          <w:tcPr>
-            <w:tcW w:type="dxa" w:w="2880"/>
-          </w:tcPr>
-          <w:p>
-            <w:r/>
-            <w:r>
-              <w:rPr>
-                <w:b w:val="0"/>
-                <w:sz w:val="18"/>
-              </w:rPr>
-              <w:t>03_営業関係/提案書/ぺいほーむ企画概要_工務店向け_pre-MVP版.pptx / 営業提案書_v2_pre-MVP版.pptx</w:t>
-            </w:r>
-          </w:p>
-        </w:tc>
-        <w:tc>
-          <w:tcPr>
-            <w:tcW w:type="dxa" w:w="2880"/>
-          </w:tcPr>
-          <w:p>
-            <w:r/>
-            <w:r>
-              <w:rPr>
-                <w:b w:val="0"/>
-                <w:sz w:val="18"/>
-              </w:rPr>
-              <w:t>pre-MVP 時代の参考資料。料金体系が古いため、現行説明には使わない</w:t>
-            </w:r>
-          </w:p>
-        </w:tc>
-      </w:tr>
-      <w:tr>
-        <w:tc>
-          <w:tcPr>
-            <w:tcW w:type="dxa" w:w="2880"/>
-          </w:tcPr>
-          <w:p>
-            <w:r/>
-            <w:r>
-              <w:rPr>
-                <w:b w:val="0"/>
-                <w:sz w:val="18"/>
-              </w:rPr>
-              <w:t>経緯・議事録</w:t>
-            </w:r>
-          </w:p>
-        </w:tc>
-        <w:tc>
-          <w:tcPr>
-            <w:tcW w:type="dxa" w:w="2880"/>
-          </w:tcPr>
-          <w:p>
-            <w:r/>
-            <w:r>
-              <w:rPr>
-                <w:b w:val="0"/>
-                <w:sz w:val="18"/>
-              </w:rPr>
-              <w:t>06_事業計画・戦略/SaaS料金エキスパートパネル議事録.docx / リリース前エキスパートレビュー.docx</w:t>
-            </w:r>
-          </w:p>
-        </w:tc>
-        <w:tc>
-          <w:tcPr>
-            <w:tcW w:type="dxa" w:w="2880"/>
-          </w:tcPr>
-          <w:p>
-            <w:r/>
-            <w:r>
-              <w:rPr>
-                <w:b w:val="0"/>
-                <w:sz w:val="18"/>
-              </w:rPr>
-              <w:t>意思決定の記録</w:t>
-            </w:r>
-          </w:p>
-        </w:tc>
-      </w:tr>
-    </w:tbl>
-    <w:p/>
-    <w:p>
-      <w:pPr>
-        <w:jc w:val="center"/>
-      </w:pPr>
-      <w:r>
-        <w:t>──────────────────────────────────────────────────</w:t>
-      </w:r>
-    </w:p>
-    <w:p/>
-    <w:p>
-      <w:pPr>
-        <w:pStyle w:val="Heading2"/>
-      </w:pPr>
-      <w:r>
-        <w:rPr>
-          <w:color w:val="3D2200"/>
-          <w:sz w:val="28"/>
-        </w:rPr>
-        <w:t>MVP の「核のループ」</w:t>
+        <w:t>A. 主導線 (核ループ)</w:t>
       </w:r>
     </w:p>
     <w:p/>
@@ -1684,7 +1002,481 @@
           <w:color w:val="111827"/>
           <w:sz w:val="20"/>
         </w:rPr>
-        <w:t>YouTube視聴者 → ぺいほーむTOP → 工務店ページ → 見学会予約 → 見学会予約費 ¥50,000/件 + 成果報酬3%</w:t>
+        <w:t>/ (TOP)、/diagnosis、/videos、/builders、/case-studies、/event、/consultation</w:t>
+      </w:r>
+    </w:p>
+    <w:p/>
+    <w:p>
+      <w:pPr>
+        <w:pStyle w:val="Heading3"/>
+      </w:pPr>
+      <w:r>
+        <w:rPr>
+          <w:color w:val="E8740C"/>
+          <w:sz w:val="24"/>
+        </w:rPr>
+        <w:t>B. 補助導線 (公開するがグローバルナビ主役から外す)</w:t>
+      </w:r>
+    </w:p>
+    <w:p/>
+    <w:p>
+      <w:r>
+        <w:rPr>
+          <w:b w:val="0"/>
+          <w:color w:val="111827"/>
+          <w:sz w:val="20"/>
+        </w:rPr>
+        <w:t>/features、/sale-homes、/lands</w:t>
+      </w:r>
+    </w:p>
+    <w:p/>
+    <w:p>
+      <w:pPr>
+        <w:pStyle w:val="Heading3"/>
+      </w:pPr>
+      <w:r>
+        <w:rPr>
+          <w:color w:val="E8740C"/>
+          <w:sz w:val="24"/>
+        </w:rPr>
+        <w:t>C. 情報ページ</w:t>
+      </w:r>
+    </w:p>
+    <w:p/>
+    <w:p>
+      <w:r>
+        <w:rPr>
+          <w:b w:val="0"/>
+          <w:color w:val="111827"/>
+          <w:sz w:val="20"/>
+        </w:rPr>
+        <w:t>/about、/company、/privacy、/terms、/voice、/catalog、/login、/signup、/welcome (最重要)、/biz、/biz/contact</w:t>
+      </w:r>
+    </w:p>
+    <w:p/>
+    <w:p>
+      <w:pPr>
+        <w:pStyle w:val="Heading3"/>
+      </w:pPr>
+      <w:r>
+        <w:rPr>
+          <w:color w:val="E8740C"/>
+          <w:sz w:val="24"/>
+        </w:rPr>
+        <w:t>D. 認証後の会員画面</w:t>
+      </w:r>
+    </w:p>
+    <w:p/>
+    <w:p>
+      <w:r>
+        <w:rPr>
+          <w:b w:val="0"/>
+          <w:color w:val="111827"/>
+          <w:sz w:val="20"/>
+        </w:rPr>
+        <w:t>/mypage、/mypage/favorites、/mypage/contact-preferences、/mypage/catalog</w:t>
+      </w:r>
+    </w:p>
+    <w:p/>
+    <w:p>
+      <w:pPr>
+        <w:pStyle w:val="Heading3"/>
+      </w:pPr>
+      <w:r>
+        <w:rPr>
+          <w:color w:val="E8740C"/>
+          <w:sz w:val="24"/>
+        </w:rPr>
+        <w:t>E. 非公開 (Phase 2 以降で復活)</w:t>
+      </w:r>
+    </w:p>
+    <w:p/>
+    <w:p>
+      <w:r>
+        <w:rPr>
+          <w:b w:val="0"/>
+          <w:color w:val="111827"/>
+          <w:sz w:val="20"/>
+        </w:rPr>
+        <w:t>/articles、/news、/interview、/magazine、/webinar、/simulator、/builders/compare、/mypage/questions、/mypage/feedback、/biz/service 等</w:t>
+      </w:r>
+    </w:p>
+    <w:p/>
+    <w:p>
+      <w:pPr>
+        <w:jc w:val="center"/>
+      </w:pPr>
+      <w:r>
+        <w:t>──────────────────────────────────────────────────</w:t>
+      </w:r>
+    </w:p>
+    <w:p/>
+    <w:p>
+      <w:pPr>
+        <w:pStyle w:val="Heading2"/>
+      </w:pPr>
+      <w:r>
+        <w:rPr>
+          <w:color w:val="3D2200"/>
+          <w:sz w:val="28"/>
+        </w:rPr>
+        <w:t>収益モデル v2</w:t>
+      </w:r>
+    </w:p>
+    <w:p/>
+    <w:p>
+      <w:pPr>
+        <w:pStyle w:val="Heading3"/>
+      </w:pPr>
+      <w:r>
+        <w:rPr>
+          <w:color w:val="E8740C"/>
+          <w:sz w:val="24"/>
+        </w:rPr>
+        <w:t>料金 (全員同一)</w:t>
+      </w:r>
+    </w:p>
+    <w:p/>
+    <w:p>
+      <w:pPr>
+        <w:pStyle w:val="ListBullet"/>
+      </w:pPr>
+      <w:r>
+        <w:rPr>
+          <w:b w:val="0"/>
+          <w:sz w:val="20"/>
+        </w:rPr>
+        <w:t>見学会予約費: ¥50,000/件 — Phase 1 から</w:t>
+      </w:r>
+    </w:p>
+    <w:p>
+      <w:pPr>
+        <w:pStyle w:val="ListBullet"/>
+      </w:pPr>
+      <w:r>
+        <w:rPr>
+          <w:b w:val="0"/>
+          <w:sz w:val="20"/>
+        </w:rPr>
+        <w:t>撮影プラン: ¥150,000/本 — Phase 2 から</w:t>
+      </w:r>
+    </w:p>
+    <w:p>
+      <w:pPr>
+        <w:pStyle w:val="ListBullet"/>
+      </w:pPr>
+      <w:r>
+        <w:rPr>
+          <w:b w:val="0"/>
+          <w:sz w:val="20"/>
+        </w:rPr>
+        <w:t>月額掲載ベーシック: ¥30,000/月 — Phase 3 から</w:t>
+      </w:r>
+    </w:p>
+    <w:p>
+      <w:pPr>
+        <w:pStyle w:val="ListBullet"/>
+      </w:pPr>
+      <w:r>
+        <w:rPr>
+          <w:b w:val="0"/>
+          <w:sz w:val="20"/>
+        </w:rPr>
+        <w:t>月額掲載プロ: ¥80,000/月 — Phase 3 から</w:t>
+      </w:r>
+    </w:p>
+    <w:p>
+      <w:pPr>
+        <w:pStyle w:val="ListBullet"/>
+      </w:pPr>
+      <w:r>
+        <w:rPr>
+          <w:b w:val="0"/>
+          <w:sz w:val="20"/>
+        </w:rPr>
+        <w:t>成果報酬 3% (上限なし): 無料相談/AI診断/会員登録済みユーザーの成約 — Phase 3 から</w:t>
+      </w:r>
+    </w:p>
+    <w:p>
+      <w:pPr>
+        <w:pStyle w:val="ListBullet"/>
+      </w:pPr>
+      <w:r>
+        <w:rPr>
+          <w:b w:val="0"/>
+          <w:sz w:val="20"/>
+        </w:rPr>
+        <w:t>SaaS ライト: ¥50,000/月 — Phase 4 から</w:t>
+      </w:r>
+    </w:p>
+    <w:p>
+      <w:pPr>
+        <w:pStyle w:val="ListBullet"/>
+      </w:pPr>
+      <w:r>
+        <w:rPr>
+          <w:b w:val="0"/>
+          <w:sz w:val="20"/>
+        </w:rPr>
+        <w:t>SaaS プロ: ¥150,000/月 — Phase 4 から</w:t>
+      </w:r>
+    </w:p>
+    <w:p/>
+    <w:p>
+      <w:pPr>
+        <w:pStyle w:val="Heading3"/>
+      </w:pPr>
+      <w:r>
+        <w:rPr>
+          <w:color w:val="E8740C"/>
+          <w:sz w:val="24"/>
+        </w:rPr>
+        <w:t>既存 10 社への優遇 (唯一)</w:t>
+      </w:r>
+    </w:p>
+    <w:p/>
+    <w:p>
+      <w:r>
+        <w:rPr>
+          <w:b w:val="0"/>
+          <w:color w:val="111827"/>
+          <w:sz w:val="20"/>
+        </w:rPr>
+        <w:t>AI 診断結果・マッチングでの優先送客のみ (料金優遇ゼロ)</w:t>
+      </w:r>
+    </w:p>
+    <w:p/>
+    <w:p>
+      <w:pPr>
+        <w:jc w:val="center"/>
+      </w:pPr>
+      <w:r>
+        <w:t>──────────────────────────────────────────────────</w:t>
+      </w:r>
+    </w:p>
+    <w:p/>
+    <w:p>
+      <w:pPr>
+        <w:pStyle w:val="Heading2"/>
+      </w:pPr>
+      <w:r>
+        <w:rPr>
+          <w:color w:val="3D2200"/>
+          <w:sz w:val="28"/>
+        </w:rPr>
+        <w:t>成果報酬 3% の付加価値 (工務店が 3% を払う理由)</w:t>
+      </w:r>
+    </w:p>
+    <w:p/>
+    <w:p>
+      <w:pPr>
+        <w:pStyle w:val="ListNumber"/>
+      </w:pPr>
+      <w:r>
+        <w:rPr>
+          <w:b w:val="0"/>
+          <w:sz w:val="20"/>
+        </w:rPr>
+        <w:t>比較整理 — 動画・事例・工務店情報を横並びで整理</w:t>
+      </w:r>
+    </w:p>
+    <w:p>
+      <w:pPr>
+        <w:pStyle w:val="ListNumber"/>
+      </w:pPr>
+      <w:r>
+        <w:rPr>
+          <w:b w:val="0"/>
+          <w:sz w:val="20"/>
+        </w:rPr>
+        <w:t>事前教育 — 基礎知識・平屋の特性・予算感をユーザーが学んだ状態で送客</w:t>
+      </w:r>
+    </w:p>
+    <w:p>
+      <w:pPr>
+        <w:pStyle w:val="ListNumber"/>
+      </w:pPr>
+      <w:r>
+        <w:rPr>
+          <w:b w:val="0"/>
+          <w:sz w:val="20"/>
+        </w:rPr>
+        <w:t>AI診断マッチング — 10問で相性の良い工務店3社を自動推薦</w:t>
+      </w:r>
+    </w:p>
+    <w:p>
+      <w:pPr>
+        <w:pStyle w:val="ListNumber"/>
+      </w:pPr>
+      <w:r>
+        <w:rPr>
+          <w:b w:val="0"/>
+          <w:sz w:val="20"/>
+        </w:rPr>
+        <w:t>連絡希望条件の整理 (Smart Match) — 連絡頻度・時間帯・手段を事前設定</w:t>
+      </w:r>
+    </w:p>
+    <w:p>
+      <w:pPr>
+        <w:pStyle w:val="ListNumber"/>
+      </w:pPr>
+      <w:r>
+        <w:rPr>
+          <w:b w:val="0"/>
+          <w:sz w:val="20"/>
+        </w:rPr>
+        <w:t>高温度化された見学会送客 — 温度感の高いリードだけが届く</w:t>
+      </w:r>
+    </w:p>
+    <w:p>
+      <w:pPr>
+        <w:pStyle w:val="ListNumber"/>
+      </w:pPr>
+      <w:r>
+        <w:rPr>
+          <w:b w:val="0"/>
+          <w:sz w:val="20"/>
+        </w:rPr>
+        <w:t>ナーチャリング支援 — 検討期間中の接点維持 (Phase 2〜)</w:t>
+      </w:r>
+    </w:p>
+    <w:p/>
+    <w:p>
+      <w:r>
+        <w:rPr>
+          <w:b w:val="0"/>
+          <w:color w:val="111827"/>
+          <w:sz w:val="20"/>
+        </w:rPr>
+        <w:t>詳細: `08_新規整備/09_成果報酬3%説明シート.md`</w:t>
+      </w:r>
+    </w:p>
+    <w:p/>
+    <w:p>
+      <w:pPr>
+        <w:jc w:val="center"/>
+      </w:pPr>
+      <w:r>
+        <w:t>──────────────────────────────────────────────────</w:t>
+      </w:r>
+    </w:p>
+    <w:p/>
+    <w:p>
+      <w:pPr>
+        <w:pStyle w:val="Heading2"/>
+      </w:pPr>
+      <w:r>
+        <w:rPr>
+          <w:color w:val="3D2200"/>
+          <w:sz w:val="28"/>
+        </w:rPr>
+        <w:t>どのフォルダから見始めるか</w:t>
+      </w:r>
+    </w:p>
+    <w:p/>
+    <w:p>
+      <w:pPr>
+        <w:pStyle w:val="ListBullet"/>
+      </w:pPr>
+      <w:r>
+        <w:rPr>
+          <w:b w:val="0"/>
+          <w:sz w:val="20"/>
+        </w:rPr>
+        <w:t>新規エンジニア: `08_新規整備/00_現行方針1枚まとめ.md` → `01_エンジニア共有用/MVP実装仕様書.md` → `AI要件定義書` → `AI設計書`</w:t>
+      </w:r>
+    </w:p>
+    <w:p>
+      <w:pPr>
+        <w:pStyle w:val="ListBullet"/>
+      </w:pPr>
+      <w:r>
+        <w:rPr>
+          <w:b w:val="0"/>
+          <w:sz w:val="20"/>
+        </w:rPr>
+        <w:t>新規営業: `08_新規整備/00_現行方針1枚まとめ.md` → `03_営業関係/00_README.docx` → `工務店向け説明_MVP版.pptx` → `08_新規整備/08_営業FAQ_反論対応集.md`</w:t>
+      </w:r>
+    </w:p>
+    <w:p>
+      <w:pPr>
+        <w:pStyle w:val="ListBullet"/>
+      </w:pPr>
+      <w:r>
+        <w:rPr>
+          <w:b w:val="0"/>
+          <w:sz w:val="20"/>
+        </w:rPr>
+        <w:t>新規経理: `08_新規整備/00_現行方針1枚まとめ.md` → `04_経理関係/00_README.docx` → `08_新規整備/11_成約報告請求フロー.md`</w:t>
+      </w:r>
+    </w:p>
+    <w:p>
+      <w:pPr>
+        <w:pStyle w:val="ListBullet"/>
+      </w:pPr>
+      <w:r>
+        <w:rPr>
+          <w:b w:val="0"/>
+          <w:sz w:val="20"/>
+        </w:rPr>
+        <w:t>投資家: `06_事業計画・戦略/business-plan-internal.pptx` → `事業モデル・ストーリー.docx`</w:t>
+      </w:r>
+    </w:p>
+    <w:p>
+      <w:pPr>
+        <w:pStyle w:val="ListBullet"/>
+      </w:pPr>
+      <w:r>
+        <w:rPr>
+          <w:b w:val="0"/>
+          <w:sz w:val="20"/>
+        </w:rPr>
+        <w:t>弁護士・法務: `05_契約書/00_README.docx` → `08_新規整備/10_成果報酬3%契約別紙.md` → `12_工務店法務FAQ.md`</w:t>
+      </w:r>
+    </w:p>
+    <w:p>
+      <w:pPr>
+        <w:pStyle w:val="ListBullet"/>
+      </w:pPr>
+      <w:r>
+        <w:rPr>
+          <w:b w:val="0"/>
+          <w:sz w:val="20"/>
+        </w:rPr>
+        <w:t>PM・運用: `02_管理シート/00_管理シートの使い方.docx` → `08_新規整備/02_リリースGo-NoGo判定シート.md` → `03_リリース当日運用マニュアル.md`</w:t>
+      </w:r>
+    </w:p>
+    <w:p/>
+    <w:p>
+      <w:pPr>
+        <w:jc w:val="center"/>
+      </w:pPr>
+      <w:r>
+        <w:t>──────────────────────────────────────────────────</w:t>
+      </w:r>
+    </w:p>
+    <w:p/>
+    <w:p>
+      <w:pPr>
+        <w:pStyle w:val="Heading2"/>
+      </w:pPr>
+      <w:r>
+        <w:rPr>
+          <w:color w:val="3D2200"/>
+          <w:sz w:val="28"/>
+        </w:rPr>
+        <w:t>年間売上想定 (保守的試算)</w:t>
+      </w:r>
+    </w:p>
+    <w:p/>
+    <w:p>
+      <w:r>
+        <w:rPr>
+          <w:b w:val="0"/>
+          <w:color w:val="111827"/>
+          <w:sz w:val="20"/>
+        </w:rPr>
+        <w:t>5月 ¥500k → 6月 ¥750k → 7月 ¥1,150k → 8月 ¥1,550k → 9月 ¥2,940k → 10月 ¥4,150k → 11月 ¥4,640k → 12月 ¥5,950k → 1月 ¥6,510k → 2月 ¥7,940k → 3月 ¥8,500k → 4月 ¥9,960k</w:t>
       </w:r>
     </w:p>
     <w:p/>
@@ -1695,865 +1487,9 @@
           <w:color w:val="111827"/>
           <w:sz w:val="20"/>
         </w:rPr>
-        <w:t>公開しているページ (17個)</w:t>
-      </w:r>
-      <w:r>
-        <w:rPr>
-          <w:b w:val="0"/>
-          <w:color w:val="111827"/>
-          <w:sz w:val="20"/>
-        </w:rPr>
-        <w:t>: TOP / about / company / privacy / terms / diagnosis / consultation / videos / builders / case-studies / voice / event / catalog / login / signup / biz / biz/contact</w:t>
+        <w:t>年間合計: 約 ¥54,540,000</w:t>
       </w:r>
     </w:p>
-    <w:p/>
-    <w:p>
-      <w:r>
-        <w:rPr>
-          <w:b/>
-          <w:color w:val="111827"/>
-          <w:sz w:val="20"/>
-        </w:rPr>
-        <w:t>一時的に非公開にしているページ (40+)</w:t>
-      </w:r>
-      <w:r>
-        <w:rPr>
-          <w:b w:val="0"/>
-          <w:color w:val="111827"/>
-          <w:sz w:val="20"/>
-        </w:rPr>
-        <w:t>: 記事 / ニュース / インタビュー / ウェビナー / マガジン / 建売 / 土地 / 特集 / シミュレーター / 工務店ダッシュボード内の Q&amp;A 等</w:t>
-      </w:r>
-    </w:p>
-    <w:p/>
-    <w:p>
-      <w:pPr>
-        <w:jc w:val="center"/>
-      </w:pPr>
-      <w:r>
-        <w:t>──────────────────────────────────────────────────</w:t>
-      </w:r>
-    </w:p>
-    <w:p/>
-    <w:p>
-      <w:pPr>
-        <w:pStyle w:val="Heading2"/>
-      </w:pPr>
-      <w:r>
-        <w:rPr>
-          <w:color w:val="3D2200"/>
-          <w:sz w:val="28"/>
-        </w:rPr>
-        <w:t>収益モデル（フェーズ別サマリー）</w:t>
-      </w:r>
-    </w:p>
-    <w:p/>
-    <w:tbl>
-      <w:tblPr>
-        <w:tblStyle w:val="LightGrid-Accent1"/>
-        <w:tblW w:type="auto" w:w="0"/>
-        <w:tblLook w:firstColumn="1" w:firstRow="1" w:lastColumn="0" w:lastRow="0" w:noHBand="0" w:noVBand="1" w:val="04A0"/>
-      </w:tblPr>
-      <w:tblGrid>
-        <w:gridCol w:w="2160"/>
-        <w:gridCol w:w="2160"/>
-        <w:gridCol w:w="2160"/>
-        <w:gridCol w:w="2160"/>
-      </w:tblGrid>
-      <w:tr>
-        <w:tc>
-          <w:tcPr>
-            <w:tcW w:type="dxa" w:w="2160"/>
-            <w:shd w:val="clear" w:color="auto" w:fill="3D2200"/>
-          </w:tcPr>
-          <w:p>
-            <w:r/>
-            <w:r>
-              <w:rPr>
-                <w:b/>
-                <w:color w:val="FFFFFF"/>
-                <w:sz w:val="18"/>
-              </w:rPr>
-              <w:t>フェーズ</w:t>
-            </w:r>
-          </w:p>
-        </w:tc>
-        <w:tc>
-          <w:tcPr>
-            <w:tcW w:type="dxa" w:w="2160"/>
-            <w:shd w:val="clear" w:color="auto" w:fill="3D2200"/>
-          </w:tcPr>
-          <w:p>
-            <w:r/>
-            <w:r>
-              <w:rPr>
-                <w:b/>
-                <w:color w:val="FFFFFF"/>
-                <w:sz w:val="18"/>
-              </w:rPr>
-              <w:t>期間</w:t>
-            </w:r>
-          </w:p>
-        </w:tc>
-        <w:tc>
-          <w:tcPr>
-            <w:tcW w:type="dxa" w:w="2160"/>
-            <w:shd w:val="clear" w:color="auto" w:fill="3D2200"/>
-          </w:tcPr>
-          <w:p>
-            <w:r/>
-            <w:r>
-              <w:rPr>
-                <w:b/>
-                <w:color w:val="FFFFFF"/>
-                <w:sz w:val="18"/>
-              </w:rPr>
-              <w:t>新機能</w:t>
-            </w:r>
-          </w:p>
-        </w:tc>
-        <w:tc>
-          <w:tcPr>
-            <w:tcW w:type="dxa" w:w="2160"/>
-            <w:shd w:val="clear" w:color="auto" w:fill="3D2200"/>
-          </w:tcPr>
-          <w:p>
-            <w:r/>
-            <w:r>
-              <w:rPr>
-                <w:b/>
-                <w:color w:val="FFFFFF"/>
-                <w:sz w:val="18"/>
-              </w:rPr>
-              <w:t>収益モデル</w:t>
-            </w:r>
-          </w:p>
-        </w:tc>
-      </w:tr>
-      <w:tr>
-        <w:tc>
-          <w:tcPr>
-            <w:tcW w:type="dxa" w:w="2160"/>
-          </w:tcPr>
-          <w:p>
-            <w:r/>
-            <w:r>
-              <w:rPr>
-                <w:b w:val="0"/>
-                <w:sz w:val="18"/>
-              </w:rPr>
-              <w:t>Phase 0</w:t>
-            </w:r>
-          </w:p>
-        </w:tc>
-        <w:tc>
-          <w:tcPr>
-            <w:tcW w:type="dxa" w:w="2160"/>
-          </w:tcPr>
-          <w:p>
-            <w:r/>
-            <w:r>
-              <w:rPr>
-                <w:b w:val="0"/>
-                <w:sz w:val="18"/>
-              </w:rPr>
-              <w:t>〜2026/04/30</w:t>
-            </w:r>
-          </w:p>
-        </w:tc>
-        <w:tc>
-          <w:tcPr>
-            <w:tcW w:type="dxa" w:w="2160"/>
-          </w:tcPr>
-          <w:p>
-            <w:r/>
-            <w:r>
-              <w:rPr>
-                <w:b w:val="0"/>
-                <w:sz w:val="18"/>
-              </w:rPr>
-              <w:t>実装固定化</w:t>
-            </w:r>
-          </w:p>
-        </w:tc>
-        <w:tc>
-          <w:tcPr>
-            <w:tcW w:type="dxa" w:w="2160"/>
-          </w:tcPr>
-          <w:p>
-            <w:r/>
-            <w:r>
-              <w:rPr>
-                <w:b w:val="0"/>
-                <w:sz w:val="18"/>
-              </w:rPr>
-              <w:t>¥0 (準備期間)</w:t>
-            </w:r>
-          </w:p>
-        </w:tc>
-      </w:tr>
-      <w:tr>
-        <w:tc>
-          <w:tcPr>
-            <w:tcW w:type="dxa" w:w="2160"/>
-          </w:tcPr>
-          <w:p>
-            <w:r/>
-            <w:r>
-              <w:rPr>
-                <w:b w:val="0"/>
-                <w:sz w:val="18"/>
-              </w:rPr>
-              <w:t>Phase 1</w:t>
-            </w:r>
-          </w:p>
-        </w:tc>
-        <w:tc>
-          <w:tcPr>
-            <w:tcW w:type="dxa" w:w="2160"/>
-          </w:tcPr>
-          <w:p>
-            <w:r/>
-            <w:r>
-              <w:rPr>
-                <w:b w:val="0"/>
-                <w:sz w:val="18"/>
-              </w:rPr>
-              <w:t>2026/05/01〜</w:t>
-            </w:r>
-          </w:p>
-        </w:tc>
-        <w:tc>
-          <w:tcPr>
-            <w:tcW w:type="dxa" w:w="2160"/>
-          </w:tcPr>
-          <w:p>
-            <w:r/>
-            <w:r>
-              <w:rPr>
-                <w:b w:val="0"/>
-                <w:sz w:val="18"/>
-              </w:rPr>
-              <w:t>MVP 17画面</w:t>
-            </w:r>
-          </w:p>
-        </w:tc>
-        <w:tc>
-          <w:tcPr>
-            <w:tcW w:type="dxa" w:w="2160"/>
-          </w:tcPr>
-          <w:p>
-            <w:r/>
-            <w:r>
-              <w:rPr>
-                <w:b w:val="0"/>
-                <w:sz w:val="18"/>
-              </w:rPr>
-              <w:t>見学会予約 ¥50,000/件 + 成果報酬 3% (10社は無料 + 1.5%)</w:t>
-            </w:r>
-          </w:p>
-        </w:tc>
-      </w:tr>
-      <w:tr>
-        <w:tc>
-          <w:tcPr>
-            <w:tcW w:type="dxa" w:w="2160"/>
-          </w:tcPr>
-          <w:p>
-            <w:r/>
-            <w:r>
-              <w:rPr>
-                <w:b w:val="0"/>
-                <w:sz w:val="18"/>
-              </w:rPr>
-              <w:t>Phase 2</w:t>
-            </w:r>
-          </w:p>
-        </w:tc>
-        <w:tc>
-          <w:tcPr>
-            <w:tcW w:type="dxa" w:w="2160"/>
-          </w:tcPr>
-          <w:p>
-            <w:r/>
-            <w:r>
-              <w:rPr>
-                <w:b w:val="0"/>
-                <w:sz w:val="18"/>
-              </w:rPr>
-              <w:t>2026/07〜</w:t>
-            </w:r>
-          </w:p>
-        </w:tc>
-        <w:tc>
-          <w:tcPr>
-            <w:tcW w:type="dxa" w:w="2160"/>
-          </w:tcPr>
-          <w:p>
-            <w:r/>
-            <w:r>
-              <w:rPr>
-                <w:b w:val="0"/>
-                <w:sz w:val="18"/>
-              </w:rPr>
-              <w:t>ニュース・記事復活 / 動画撮影プラン</w:t>
-            </w:r>
-          </w:p>
-        </w:tc>
-        <w:tc>
-          <w:tcPr>
-            <w:tcW w:type="dxa" w:w="2160"/>
-          </w:tcPr>
-          <w:p>
-            <w:r/>
-            <w:r>
-              <w:rPr>
-                <w:b w:val="0"/>
-                <w:sz w:val="18"/>
-              </w:rPr>
-              <w:t>+ 撮影費 ¥150,000/本 (10社は ¥75,000)</w:t>
-            </w:r>
-          </w:p>
-        </w:tc>
-      </w:tr>
-      <w:tr>
-        <w:tc>
-          <w:tcPr>
-            <w:tcW w:type="dxa" w:w="2160"/>
-          </w:tcPr>
-          <w:p>
-            <w:r/>
-            <w:r>
-              <w:rPr>
-                <w:b w:val="0"/>
-                <w:sz w:val="18"/>
-              </w:rPr>
-              <w:t>Phase 3</w:t>
-            </w:r>
-          </w:p>
-        </w:tc>
-        <w:tc>
-          <w:tcPr>
-            <w:tcW w:type="dxa" w:w="2160"/>
-          </w:tcPr>
-          <w:p>
-            <w:r/>
-            <w:r>
-              <w:rPr>
-                <w:b w:val="0"/>
-                <w:sz w:val="18"/>
-              </w:rPr>
-              <w:t>2026/09〜</w:t>
-            </w:r>
-          </w:p>
-        </w:tc>
-        <w:tc>
-          <w:tcPr>
-            <w:tcW w:type="dxa" w:w="2160"/>
-          </w:tcPr>
-          <w:p>
-            <w:r/>
-            <w:r>
-              <w:rPr>
-                <w:b w:val="0"/>
-                <w:sz w:val="18"/>
-              </w:rPr>
-              <w:t>建売・土地・特集・シミュレーター</w:t>
-            </w:r>
-          </w:p>
-        </w:tc>
-        <w:tc>
-          <w:tcPr>
-            <w:tcW w:type="dxa" w:w="2160"/>
-          </w:tcPr>
-          <w:p>
-            <w:r/>
-            <w:r>
-              <w:rPr>
-                <w:b w:val="0"/>
-                <w:sz w:val="18"/>
-              </w:rPr>
-              <w:t>+ 月額掲載 ¥30,000 (10社は初年度無料)</w:t>
-            </w:r>
-          </w:p>
-        </w:tc>
-      </w:tr>
-      <w:tr>
-        <w:tc>
-          <w:tcPr>
-            <w:tcW w:type="dxa" w:w="2160"/>
-          </w:tcPr>
-          <w:p>
-            <w:r/>
-            <w:r>
-              <w:rPr>
-                <w:b w:val="0"/>
-                <w:sz w:val="18"/>
-              </w:rPr>
-              <w:t>Phase 4</w:t>
-            </w:r>
-          </w:p>
-        </w:tc>
-        <w:tc>
-          <w:tcPr>
-            <w:tcW w:type="dxa" w:w="2160"/>
-          </w:tcPr>
-          <w:p>
-            <w:r/>
-            <w:r>
-              <w:rPr>
-                <w:b w:val="0"/>
-                <w:sz w:val="18"/>
-              </w:rPr>
-              <w:t>2026/12〜</w:t>
-            </w:r>
-          </w:p>
-        </w:tc>
-        <w:tc>
-          <w:tcPr>
-            <w:tcW w:type="dxa" w:w="2160"/>
-          </w:tcPr>
-          <w:p>
-            <w:r/>
-            <w:r>
-              <w:rPr>
-                <w:b w:val="0"/>
-                <w:sz w:val="18"/>
-              </w:rPr>
-              <w:t>AI質問・ウェビナー・マガジン</w:t>
-            </w:r>
-          </w:p>
-        </w:tc>
-        <w:tc>
-          <w:tcPr>
-            <w:tcW w:type="dxa" w:w="2160"/>
-          </w:tcPr>
-          <w:p>
-            <w:r/>
-            <w:r>
-              <w:rPr>
-                <w:b w:val="0"/>
-                <w:sz w:val="18"/>
-              </w:rPr>
-              <w:t>+ SaaS プラン ¥50,000/月 (10社は ¥25,000)</w:t>
-            </w:r>
-          </w:p>
-        </w:tc>
-      </w:tr>
-      <w:tr>
-        <w:tc>
-          <w:tcPr>
-            <w:tcW w:type="dxa" w:w="2160"/>
-          </w:tcPr>
-          <w:p>
-            <w:r/>
-            <w:r>
-              <w:rPr>
-                <w:b w:val="0"/>
-                <w:sz w:val="18"/>
-              </w:rPr>
-              <w:t>Phase 5</w:t>
-            </w:r>
-          </w:p>
-        </w:tc>
-        <w:tc>
-          <w:tcPr>
-            <w:tcW w:type="dxa" w:w="2160"/>
-          </w:tcPr>
-          <w:p>
-            <w:r/>
-            <w:r>
-              <w:rPr>
-                <w:b w:val="0"/>
-                <w:sz w:val="18"/>
-              </w:rPr>
-              <w:t>2027/03〜</w:t>
-            </w:r>
-          </w:p>
-        </w:tc>
-        <w:tc>
-          <w:tcPr>
-            <w:tcW w:type="dxa" w:w="2160"/>
-          </w:tcPr>
-          <w:p>
-            <w:r/>
-            <w:r>
-              <w:rPr>
-                <w:b w:val="0"/>
-                <w:sz w:val="18"/>
-              </w:rPr>
-              <w:t>全国展開</w:t>
-            </w:r>
-          </w:p>
-        </w:tc>
-        <w:tc>
-          <w:tcPr>
-            <w:tcW w:type="dxa" w:w="2160"/>
-          </w:tcPr>
-          <w:p>
-            <w:r/>
-            <w:r>
-              <w:rPr>
-                <w:b w:val="0"/>
-                <w:sz w:val="18"/>
-              </w:rPr>
-              <w:t>既存料金モデル継続 + 有料広告投資</w:t>
-            </w:r>
-          </w:p>
-        </w:tc>
-      </w:tr>
-    </w:tbl>
-    <w:p/>
-    <w:p>
-      <w:pPr>
-        <w:jc w:val="center"/>
-      </w:pPr>
-      <w:r>
-        <w:t>──────────────────────────────────────────────────</w:t>
-      </w:r>
-    </w:p>
-    <w:p/>
-    <w:p>
-      <w:pPr>
-        <w:pStyle w:val="Heading2"/>
-      </w:pPr>
-      <w:r>
-        <w:rPr>
-          <w:color w:val="3D2200"/>
-          <w:sz w:val="28"/>
-        </w:rPr>
-        <w:t>最初の10社への特別優遇（重要）</w:t>
-      </w:r>
-    </w:p>
-    <w:p/>
-    <w:p>
-      <w:pPr>
-        <w:pStyle w:val="ListNumber"/>
-      </w:pPr>
-      <w:r>
-        <w:rPr>
-          <w:b w:val="0"/>
-          <w:sz w:val="20"/>
-        </w:rPr>
-        <w:t>Phase 1 (〜6月): 月額・掲載費・撮影費すべて 無料、見学会予約成果報酬 3% → 1.5% に半減</w:t>
-      </w:r>
-    </w:p>
-    <w:p>
-      <w:pPr>
-        <w:pStyle w:val="ListNumber"/>
-      </w:pPr>
-      <w:r>
-        <w:rPr>
-          <w:b w:val="0"/>
-          <w:sz w:val="20"/>
-        </w:rPr>
-        <w:t>Phase 2 (7月〜): 撮影費半額、成果報酬 1.5% 継続</w:t>
-      </w:r>
-    </w:p>
-    <w:p>
-      <w:pPr>
-        <w:pStyle w:val="ListNumber"/>
-      </w:pPr>
-      <w:r>
-        <w:rPr>
-          <w:b w:val="0"/>
-          <w:sz w:val="20"/>
-        </w:rPr>
-        <w:t>Phase 3 (9月〜): 月額掲載初年度無料、撮影費半額継続</w:t>
-      </w:r>
-    </w:p>
-    <w:p>
-      <w:pPr>
-        <w:pStyle w:val="ListNumber"/>
-      </w:pPr>
-      <w:r>
-        <w:rPr>
-          <w:b w:val="0"/>
-          <w:sz w:val="20"/>
-        </w:rPr>
-        <w:t xml:space="preserve">Phase 4 以降: </w:t>
-      </w:r>
-      <w:r>
-        <w:rPr>
-          <w:b/>
-          <w:sz w:val="20"/>
-        </w:rPr>
-        <w:t>常に市場価格の「50% OFF」を永久適用</w:t>
-      </w:r>
-    </w:p>
-    <w:p/>
-    <w:p>
-      <w:r>
-        <w:rPr>
-          <w:b w:val="0"/>
-          <w:color w:val="111827"/>
-          <w:sz w:val="20"/>
-        </w:rPr>
-        <w:t>詳細は `03_営業関係/料金プラン_MVP版.docx`、`05_契約書/`、`06_事業計画・戦略/事業モデル・ストーリー.docx` を参照。</w:t>
-      </w:r>
-    </w:p>
-    <w:p/>
-    <w:p>
-      <w:pPr>
-        <w:jc w:val="center"/>
-      </w:pPr>
-      <w:r>
-        <w:t>──────────────────────────────────────────────────</w:t>
-      </w:r>
-    </w:p>
-    <w:p/>
-    <w:p>
-      <w:pPr>
-        <w:pStyle w:val="Heading2"/>
-      </w:pPr>
-      <w:r>
-        <w:rPr>
-          <w:color w:val="3D2200"/>
-          <w:sz w:val="28"/>
-        </w:rPr>
-        <w:t>どのフォルダから見始めるか</w:t>
-      </w:r>
-    </w:p>
-    <w:p/>
-    <w:tbl>
-      <w:tblPr>
-        <w:tblStyle w:val="LightGrid-Accent1"/>
-        <w:tblW w:type="auto" w:w="0"/>
-        <w:tblLook w:firstColumn="1" w:firstRow="1" w:lastColumn="0" w:lastRow="0" w:noHBand="0" w:noVBand="1" w:val="04A0"/>
-      </w:tblPr>
-      <w:tblGrid>
-        <w:gridCol w:w="4320"/>
-        <w:gridCol w:w="4320"/>
-      </w:tblGrid>
-      <w:tr>
-        <w:tc>
-          <w:tcPr>
-            <w:tcW w:type="dxa" w:w="4320"/>
-            <w:shd w:val="clear" w:color="auto" w:fill="3D2200"/>
-          </w:tcPr>
-          <w:p>
-            <w:r/>
-            <w:r>
-              <w:rPr>
-                <w:b/>
-                <w:color w:val="FFFFFF"/>
-                <w:sz w:val="18"/>
-              </w:rPr>
-              <w:t>立場</w:t>
-            </w:r>
-          </w:p>
-        </w:tc>
-        <w:tc>
-          <w:tcPr>
-            <w:tcW w:type="dxa" w:w="4320"/>
-            <w:shd w:val="clear" w:color="auto" w:fill="3D2200"/>
-          </w:tcPr>
-          <w:p>
-            <w:r/>
-            <w:r>
-              <w:rPr>
-                <w:b/>
-                <w:color w:val="FFFFFF"/>
-                <w:sz w:val="18"/>
-              </w:rPr>
-              <w:t>最初に見るべき資料</w:t>
-            </w:r>
-          </w:p>
-        </w:tc>
-      </w:tr>
-      <w:tr>
-        <w:tc>
-          <w:tcPr>
-            <w:tcW w:type="dxa" w:w="4320"/>
-          </w:tcPr>
-          <w:p>
-            <w:r/>
-            <w:r>
-              <w:rPr>
-                <w:b w:val="0"/>
-                <w:sz w:val="18"/>
-              </w:rPr>
-              <w:t>新規エンジニア</w:t>
-            </w:r>
-          </w:p>
-        </w:tc>
-        <w:tc>
-          <w:tcPr>
-            <w:tcW w:type="dxa" w:w="4320"/>
-          </w:tcPr>
-          <w:p>
-            <w:r/>
-            <w:r>
-              <w:rPr>
-                <w:b w:val="0"/>
-                <w:sz w:val="18"/>
-              </w:rPr>
-              <w:t>01_エンジニア共有用/MVP実装仕様書.md → AI要件定義書 → AI設計書</w:t>
-            </w:r>
-          </w:p>
-        </w:tc>
-      </w:tr>
-      <w:tr>
-        <w:tc>
-          <w:tcPr>
-            <w:tcW w:type="dxa" w:w="4320"/>
-          </w:tcPr>
-          <w:p>
-            <w:r/>
-            <w:r>
-              <w:rPr>
-                <w:b w:val="0"/>
-                <w:sz w:val="18"/>
-              </w:rPr>
-              <w:t>新規営業</w:t>
-            </w:r>
-          </w:p>
-        </w:tc>
-        <w:tc>
-          <w:tcPr>
-            <w:tcW w:type="dxa" w:w="4320"/>
-          </w:tcPr>
-          <w:p>
-            <w:r/>
-            <w:r>
-              <w:rPr>
-                <w:b w:val="0"/>
-                <w:sz w:val="18"/>
-              </w:rPr>
-              <w:t>03_営業関係/00_README.docx → 工務店向け説明_MVP版.pptx → 料金プラン_MVP版</w:t>
-            </w:r>
-          </w:p>
-        </w:tc>
-      </w:tr>
-      <w:tr>
-        <w:tc>
-          <w:tcPr>
-            <w:tcW w:type="dxa" w:w="4320"/>
-          </w:tcPr>
-          <w:p>
-            <w:r/>
-            <w:r>
-              <w:rPr>
-                <w:b w:val="0"/>
-                <w:sz w:val="18"/>
-              </w:rPr>
-              <w:t>新規経理</w:t>
-            </w:r>
-          </w:p>
-        </w:tc>
-        <w:tc>
-          <w:tcPr>
-            <w:tcW w:type="dxa" w:w="4320"/>
-          </w:tcPr>
-          <w:p>
-            <w:r/>
-            <w:r>
-              <w:rPr>
-                <w:b w:val="0"/>
-                <w:sz w:val="18"/>
-              </w:rPr>
-              <w:t>04_経理関係/00_README.docx → キャッシュポイント一覧 → 請求・P&amp;L管理</w:t>
-            </w:r>
-          </w:p>
-        </w:tc>
-      </w:tr>
-      <w:tr>
-        <w:tc>
-          <w:tcPr>
-            <w:tcW w:type="dxa" w:w="4320"/>
-          </w:tcPr>
-          <w:p>
-            <w:r/>
-            <w:r>
-              <w:rPr>
-                <w:b w:val="0"/>
-                <w:sz w:val="18"/>
-              </w:rPr>
-              <w:t>投資家・金融機関</w:t>
-            </w:r>
-          </w:p>
-        </w:tc>
-        <w:tc>
-          <w:tcPr>
-            <w:tcW w:type="dxa" w:w="4320"/>
-          </w:tcPr>
-          <w:p>
-            <w:r/>
-            <w:r>
-              <w:rPr>
-                <w:b w:val="0"/>
-                <w:sz w:val="18"/>
-              </w:rPr>
-              <w:t>06_事業計画・戦略/business-plan-internal.pptx → 事業モデル・ストーリー → MVPローンチ戦略</w:t>
-            </w:r>
-          </w:p>
-        </w:tc>
-      </w:tr>
-      <w:tr>
-        <w:tc>
-          <w:tcPr>
-            <w:tcW w:type="dxa" w:w="4320"/>
-          </w:tcPr>
-          <w:p>
-            <w:r/>
-            <w:r>
-              <w:rPr>
-                <w:b w:val="0"/>
-                <w:sz w:val="18"/>
-              </w:rPr>
-              <w:t>弁護士・法務</w:t>
-            </w:r>
-          </w:p>
-        </w:tc>
-        <w:tc>
-          <w:tcPr>
-            <w:tcW w:type="dxa" w:w="4320"/>
-          </w:tcPr>
-          <w:p>
-            <w:r/>
-            <w:r>
-              <w:rPr>
-                <w:b w:val="0"/>
-                <w:sz w:val="18"/>
-              </w:rPr>
-              <w:t>05_契約書/00_README.docx → 各契約書</w:t>
-            </w:r>
-          </w:p>
-        </w:tc>
-      </w:tr>
-      <w:tr>
-        <w:tc>
-          <w:tcPr>
-            <w:tcW w:type="dxa" w:w="4320"/>
-          </w:tcPr>
-          <w:p>
-            <w:r/>
-            <w:r>
-              <w:rPr>
-                <w:b w:val="0"/>
-                <w:sz w:val="18"/>
-              </w:rPr>
-              <w:t>PM・運用リーダー</w:t>
-            </w:r>
-          </w:p>
-        </w:tc>
-        <w:tc>
-          <w:tcPr>
-            <w:tcW w:type="dxa" w:w="4320"/>
-          </w:tcPr>
-          <w:p>
-            <w:r/>
-            <w:r>
-              <w:rPr>
-                <w:b w:val="0"/>
-                <w:sz w:val="18"/>
-              </w:rPr>
-              <w:t>02_管理シート/00_管理シートの使い方.docx → MVP実行計画 → 動線設計シート</w:t>
-            </w:r>
-          </w:p>
-        </w:tc>
-      </w:tr>
-    </w:tbl>
     <w:p/>
     <w:p>
       <w:pPr>
@@ -2577,149 +1513,157 @@
       </w:r>
     </w:p>
     <w:p/>
-    <w:tbl>
-      <w:tblPr>
-        <w:tblStyle w:val="LightGrid-Accent1"/>
-        <w:tblW w:type="auto" w:w="0"/>
-        <w:tblLook w:firstColumn="1" w:firstRow="1" w:lastColumn="0" w:lastRow="0" w:noHBand="0" w:noVBand="1" w:val="04A0"/>
-      </w:tblPr>
-      <w:tblGrid>
-        <w:gridCol w:w="4320"/>
-        <w:gridCol w:w="4320"/>
-      </w:tblGrid>
-      <w:tr>
-        <w:tc>
-          <w:tcPr>
-            <w:tcW w:type="dxa" w:w="4320"/>
-            <w:shd w:val="clear" w:color="auto" w:fill="3D2200"/>
-          </w:tcPr>
-          <w:p>
-            <w:r/>
-            <w:r>
-              <w:rPr>
-                <w:b/>
-                <w:color w:val="FFFFFF"/>
-                <w:sz w:val="18"/>
-              </w:rPr>
-              <w:t>日付</w:t>
-            </w:r>
-          </w:p>
-        </w:tc>
-        <w:tc>
-          <w:tcPr>
-            <w:tcW w:type="dxa" w:w="4320"/>
-            <w:shd w:val="clear" w:color="auto" w:fill="3D2200"/>
-          </w:tcPr>
-          <w:p>
-            <w:r/>
-            <w:r>
-              <w:rPr>
-                <w:b/>
-                <w:color w:val="FFFFFF"/>
-                <w:sz w:val="18"/>
-              </w:rPr>
-              <w:t>内容</w:t>
-            </w:r>
-          </w:p>
-        </w:tc>
-      </w:tr>
-      <w:tr>
-        <w:tc>
-          <w:tcPr>
-            <w:tcW w:type="dxa" w:w="4320"/>
-          </w:tcPr>
-          <w:p>
-            <w:r/>
-            <w:r>
-              <w:rPr>
-                <w:b w:val="0"/>
-                <w:sz w:val="18"/>
-              </w:rPr>
-              <w:t>2026-04-11</w:t>
-            </w:r>
-          </w:p>
-        </w:tc>
-        <w:tc>
-          <w:tcPr>
-            <w:tcW w:type="dxa" w:w="4320"/>
-          </w:tcPr>
-          <w:p>
-            <w:r/>
-            <w:r>
-              <w:rPr>
-                <w:b w:val="0"/>
-                <w:sz w:val="18"/>
-              </w:rPr>
-              <w:t>最新版フォルダを作成。MVP スコープ縮小(131画面→29画面)と料金プラン見直し(永続無料→常に優遇)を反映</w:t>
-            </w:r>
-          </w:p>
-        </w:tc>
-      </w:tr>
-      <w:tr>
-        <w:tc>
-          <w:tcPr>
-            <w:tcW w:type="dxa" w:w="4320"/>
-          </w:tcPr>
-          <w:p>
-            <w:r/>
-            <w:r>
-              <w:rPr>
-                <w:b w:val="0"/>
-                <w:sz w:val="18"/>
-              </w:rPr>
-              <w:t>2026-04-12</w:t>
-            </w:r>
-          </w:p>
-        </w:tc>
-        <w:tc>
-          <w:tcPr>
-            <w:tcW w:type="dxa" w:w="4320"/>
-          </w:tcPr>
-          <w:p>
-            <w:r/>
-            <w:r>
-              <w:rPr>
-                <w:b w:val="0"/>
-                <w:sz w:val="18"/>
-              </w:rPr>
-              <w:t>動線設計シート追加。md を docx/pptx に変換。AI要件定義書・AI設計書を追加。契約書・事業計画・運用ルールの全資料を最新版に集約</w:t>
-            </w:r>
-          </w:p>
-        </w:tc>
-      </w:tr>
-      <w:tr>
-        <w:tc>
-          <w:tcPr>
-            <w:tcW w:type="dxa" w:w="4320"/>
-          </w:tcPr>
-          <w:p>
-            <w:r/>
-            <w:r>
-              <w:rPr>
-                <w:b w:val="0"/>
-                <w:sz w:val="18"/>
-              </w:rPr>
-              <w:t>2026-04-12</w:t>
-            </w:r>
-          </w:p>
-        </w:tc>
-        <w:tc>
-          <w:tcPr>
-            <w:tcW w:type="dxa" w:w="4320"/>
-          </w:tcPr>
-          <w:p>
-            <w:r/>
-            <w:r>
-              <w:rPr>
-                <w:b w:val="0"/>
-                <w:sz w:val="18"/>
-              </w:rPr>
-              <w:t>全ファイル監査実施。旧版AI設計書2点削除、重複する事業マイルストーン.docx / 工務店向けセールスデッキ原稿.docx 削除、pre-MVP 提案書2点にサフィックス付与、MVP系ファイルの日付を2026-04-12に統一</w:t>
-            </w:r>
-          </w:p>
-        </w:tc>
-      </w:tr>
-    </w:tbl>
+    <w:p>
+      <w:pPr>
+        <w:pStyle w:val="ListBullet"/>
+      </w:pPr>
+      <w:r>
+        <w:rPr>
+          <w:b w:val="0"/>
+          <w:sz w:val="20"/>
+        </w:rPr>
+        <w:t>2026-04-11: 最新版フォルダ作成。MVP スコープ縮小 (131 画面 → 29 画面)</w:t>
+      </w:r>
+    </w:p>
+    <w:p>
+      <w:pPr>
+        <w:pStyle w:val="ListBullet"/>
+      </w:pPr>
+      <w:r>
+        <w:rPr>
+          <w:b w:val="0"/>
+          <w:sz w:val="20"/>
+        </w:rPr>
+        <w:t>2026-04-12: 動線設計シート追加、md を docx/pptx に変換、AI 要件定義書・AI 設計書を追加</w:t>
+      </w:r>
+    </w:p>
+    <w:p>
+      <w:pPr>
+        <w:pStyle w:val="ListBullet"/>
+      </w:pPr>
+      <w:r>
+        <w:rPr>
+          <w:b w:val="0"/>
+          <w:sz w:val="20"/>
+        </w:rPr>
+        <w:t>2026-04-12: 契約書・事業計画・運用ルールの全資料を最新版に集約</w:t>
+      </w:r>
+    </w:p>
+    <w:p>
+      <w:pPr>
+        <w:pStyle w:val="ListBullet"/>
+      </w:pPr>
+      <w:r>
+        <w:rPr>
+          <w:b w:val="0"/>
+          <w:sz w:val="20"/>
+        </w:rPr>
+        <w:t>2026-04-12: 料金モデル v2 確定 (全員同一料金、成果報酬 Phase 3〜)</w:t>
+      </w:r>
+    </w:p>
+    <w:p>
+      <w:pPr>
+        <w:pStyle w:val="ListBullet"/>
+      </w:pPr>
+      <w:r>
+        <w:rPr>
+          <w:b w:val="0"/>
+          <w:sz w:val="20"/>
+        </w:rPr>
+        <w:t>2026-04-12: スコープ再拡張 (/features, /sale-homes, /lands 公開)</w:t>
+      </w:r>
+    </w:p>
+    <w:p>
+      <w:pPr>
+        <w:pStyle w:val="ListBullet"/>
+      </w:pPr>
+      <w:r>
+        <w:rPr>
+          <w:b w:val="0"/>
+          <w:sz w:val="20"/>
+        </w:rPr>
+        <w:t>2026-04-12: FixedBar v2 改善</w:t>
+      </w:r>
+    </w:p>
+    <w:p>
+      <w:pPr>
+        <w:pStyle w:val="ListBullet"/>
+      </w:pPr>
+      <w:r>
+        <w:rPr>
+          <w:b w:val="0"/>
+          <w:sz w:val="20"/>
+        </w:rPr>
+        <w:t>2026-04-12: MVP v2 リリース方針反映 (/welcome 修正、核ループ集中、会員訴求 家づくり支援中心、3% 付加価値明記、資料請求主役から外す)</w:t>
+      </w:r>
+    </w:p>
+    <w:p>
+      <w:pPr>
+        <w:pStyle w:val="ListBullet"/>
+      </w:pPr>
+      <w:r>
+        <w:rPr>
+          <w:b/>
+          <w:sz w:val="20"/>
+        </w:rPr>
+        <w:t>2026-04-12: 08_新規整備 フォルダ追加</w:t>
+      </w:r>
+      <w:r>
+        <w:rPr>
+          <w:b w:val="0"/>
+          <w:sz w:val="20"/>
+        </w:rPr>
+        <w:t xml:space="preserve"> (16 ファイル: UAT / Go-NoGo / リリース当日 / 障害エスカレ / ナーチャリング / 廃止ルール / CTA文言 / 営業FAQ / 3%説明シート / 3%契約別紙 / 請求フロー / 法務FAQ / 成約管理 / 月次レポート / lead_source追跡 / 現行方針1枚)</w:t>
+      </w:r>
+    </w:p>
+    <w:p>
+      <w:pPr>
+        <w:pStyle w:val="ListBullet"/>
+      </w:pPr>
+      <w:r>
+        <w:rPr>
+          <w:b/>
+          <w:sz w:val="20"/>
+        </w:rPr>
+        <w:t>2026-04-12: /signup 比較機能削除 + 家づくり支援 5 項目に変更</w:t>
+      </w:r>
+    </w:p>
+    <w:p>
+      <w:pPr>
+        <w:pStyle w:val="ListBullet"/>
+      </w:pPr>
+      <w:r>
+        <w:rPr>
+          <w:b/>
+          <w:sz w:val="20"/>
+        </w:rPr>
+        <w:t>2026-04-12: /welcome CTA 絞り込み (9 → 各社 3 ボタン)</w:t>
+      </w:r>
+    </w:p>
+    <w:p>
+      <w:pPr>
+        <w:pStyle w:val="ListBullet"/>
+      </w:pPr>
+      <w:r>
+        <w:rPr>
+          <w:b/>
+          <w:sz w:val="20"/>
+        </w:rPr>
+        <w:t>2026-04-12: REQUIREMENTS.md + CURRENT_ISSUES.md + IMPLEMENTATION_PLAN.md に v4.1 パッチ</w:t>
+      </w:r>
+    </w:p>
+    <w:p>
+      <w:pPr>
+        <w:pStyle w:val="ListBullet"/>
+      </w:pPr>
+      <w:r>
+        <w:rPr>
+          <w:b/>
+          <w:sz w:val="20"/>
+        </w:rPr>
+        <w:t>2026-04-12: 営業戦略統合ドキュメント.docx に v1 旧版警告バナー追加</w:t>
+      </w:r>
+    </w:p>
     <w:sectPr>
       <w:pgSz w:w="12240" w:h="15840"/>
       <w:pgMar w:top="1440" w:right="1800" w:bottom="1440" w:left="1800" w:header="720" w:footer="720" w:gutter="0"/>
